--- a/HW2 线性回归副本/机器学习第二次作业_屠昱晨_2024212433.docx
+++ b/HW2 线性回归副本/机器学习第二次作业_屠昱晨_2024212433.docx
@@ -1634,27 +1634,7 @@
           <w:sz w:val="28"/>
         </w:rPr>
         <w:lastRenderedPageBreak/>
-        <w:t>实验</w:t>
-      </w:r>
-      <w:proofErr w:type="gramStart"/>
-      <w:r>
-        <w:rPr>
-          <w:rFonts w:hint="eastAsia"/>
-          <w:b/>
-          <w:bCs/>
-          <w:sz w:val="28"/>
-        </w:rPr>
-        <w:t>课程:</w:t>
-      </w:r>
-      <w:proofErr w:type="gramEnd"/>
-      <w:r>
-        <w:rPr>
-          <w:rFonts w:hint="eastAsia"/>
-          <w:b/>
-          <w:bCs/>
-          <w:sz w:val="28"/>
-        </w:rPr>
-        <w:t xml:space="preserve"> </w:t>
+        <w:t xml:space="preserve">实验课程: </w:t>
       </w:r>
       <w:r>
         <w:rPr>
@@ -3339,15 +3319,7 @@
               </w:rPr>
             </w:pPr>
             <w:r>
-              <w:t xml:space="preserve">def </w:t>
-            </w:r>
-            <w:proofErr w:type="spellStart"/>
-            <w:r>
-              <w:t>load_data</w:t>
-            </w:r>
-            <w:proofErr w:type="spellEnd"/>
-            <w:r>
-              <w:t>(</w:t>
+              <w:t>def load_data(</w:t>
             </w:r>
             <w:r>
               <w:rPr>
@@ -3367,23 +3339,7 @@
               </w:rPr>
             </w:pPr>
             <w:r>
-              <w:t>    ""</w:t>
-            </w:r>
-            <w:proofErr w:type="gramStart"/>
-            <w:r>
-              <w:t>"面积</w:t>
-            </w:r>
-            <w:proofErr w:type="gramEnd"/>
-            <w:r>
-              <w:t>由平方分米换成平方米，房源编号仅作</w:t>
-            </w:r>
-            <w:proofErr w:type="gramStart"/>
-            <w:r>
-              <w:t>记录。"</w:t>
-            </w:r>
-            <w:proofErr w:type="gramEnd"/>
-            <w:r>
-              <w:t>""</w:t>
+              <w:t>    """面积由平方分米换成平方米，房源编号仅作记录。"""</w:t>
             </w:r>
           </w:p>
           <w:p>
@@ -3393,13 +3349,8 @@
               </w:rPr>
             </w:pPr>
             <w:r>
-              <w:t xml:space="preserve">    with </w:t>
-            </w:r>
-            <w:proofErr w:type="gramStart"/>
-            <w:r>
-              <w:t>open(</w:t>
-            </w:r>
-            <w:proofErr w:type="gramEnd"/>
+              <w:t>    with open(</w:t>
+            </w:r>
             <w:r>
               <w:rPr>
                 <w:i/>
@@ -3438,17 +3389,7 @@
               </w:rPr>
             </w:pPr>
             <w:r>
-              <w:t>        rows = list(</w:t>
-            </w:r>
-            <w:proofErr w:type="spellStart"/>
-            <w:proofErr w:type="gramStart"/>
-            <w:r>
-              <w:t>csv.DictReader</w:t>
-            </w:r>
-            <w:proofErr w:type="spellEnd"/>
-            <w:proofErr w:type="gramEnd"/>
-            <w:r>
-              <w:t>(file))</w:t>
+              <w:t>        rows = list(csv.DictReader(file))</w:t>
             </w:r>
           </w:p>
           <w:p>
@@ -3458,15 +3399,7 @@
               </w:rPr>
             </w:pPr>
             <w:r>
-              <w:t>    ids = [row["</w:t>
-            </w:r>
-            <w:proofErr w:type="spellStart"/>
-            <w:r>
-              <w:t>listing_id</w:t>
-            </w:r>
-            <w:proofErr w:type="spellEnd"/>
-            <w:r>
-              <w:t>"] for row in rows]</w:t>
+              <w:t>    ids = [row["listing_id"] for row in rows]</w:t>
             </w:r>
           </w:p>
           <w:p>
@@ -3476,17 +3409,7 @@
               </w:rPr>
             </w:pPr>
             <w:r>
-              <w:t xml:space="preserve">    x = </w:t>
-            </w:r>
-            <w:proofErr w:type="spellStart"/>
-            <w:proofErr w:type="gramStart"/>
-            <w:r>
-              <w:t>np.array</w:t>
-            </w:r>
-            <w:proofErr w:type="spellEnd"/>
-            <w:proofErr w:type="gramEnd"/>
-            <w:r>
-              <w:t>([[float(row["area_dm2"]) / 100,</w:t>
+              <w:t>    x = np.array([[float(row["area_dm2"]) / 100,</w:t>
             </w:r>
           </w:p>
           <w:p>
@@ -3497,15 +3420,7 @@
             </w:pPr>
             <w:r>
               <w:lastRenderedPageBreak/>
-              <w:t>                   float(row["</w:t>
-            </w:r>
-            <w:proofErr w:type="spellStart"/>
-            <w:r>
-              <w:t>building_age_years</w:t>
-            </w:r>
-            <w:proofErr w:type="spellEnd"/>
-            <w:r>
-              <w:t>"])] for row in rows])</w:t>
+              <w:t>                   float(row["building_age_years"])] for row in rows])</w:t>
             </w:r>
           </w:p>
           <w:p>
@@ -3515,25 +3430,7 @@
               </w:rPr>
             </w:pPr>
             <w:r>
-              <w:t xml:space="preserve">    y = </w:t>
-            </w:r>
-            <w:proofErr w:type="spellStart"/>
-            <w:proofErr w:type="gramStart"/>
-            <w:r>
-              <w:t>np.array</w:t>
-            </w:r>
-            <w:proofErr w:type="spellEnd"/>
-            <w:proofErr w:type="gramEnd"/>
-            <w:r>
-              <w:t>([float(row["</w:t>
-            </w:r>
-            <w:proofErr w:type="spellStart"/>
-            <w:r>
-              <w:t>monthly_rent</w:t>
-            </w:r>
-            <w:proofErr w:type="spellEnd"/>
-            <w:r>
-              <w:t>"]) for row in rows])</w:t>
+              <w:t>    y = np.array([float(row["monthly_rent"]) for row in rows])</w:t>
             </w:r>
           </w:p>
           <w:p>
@@ -3543,43 +3440,7 @@
               </w:rPr>
             </w:pPr>
             <w:r>
-              <w:t xml:space="preserve">    if not </w:t>
-            </w:r>
-            <w:proofErr w:type="spellStart"/>
-            <w:proofErr w:type="gramStart"/>
-            <w:r>
-              <w:t>np.isfinite</w:t>
-            </w:r>
-            <w:proofErr w:type="spellEnd"/>
-            <w:proofErr w:type="gramEnd"/>
-            <w:r>
-              <w:t>(x</w:t>
-            </w:r>
-            <w:proofErr w:type="gramStart"/>
-            <w:r>
-              <w:t>).all</w:t>
-            </w:r>
-            <w:proofErr w:type="gramEnd"/>
-            <w:r>
-              <w:t xml:space="preserve">() or not </w:t>
-            </w:r>
-            <w:proofErr w:type="spellStart"/>
-            <w:proofErr w:type="gramStart"/>
-            <w:r>
-              <w:t>np.isfinite</w:t>
-            </w:r>
-            <w:proofErr w:type="spellEnd"/>
-            <w:proofErr w:type="gramEnd"/>
-            <w:r>
-              <w:t>(y</w:t>
-            </w:r>
-            <w:proofErr w:type="gramStart"/>
-            <w:r>
-              <w:t>).all</w:t>
-            </w:r>
-            <w:proofErr w:type="gramEnd"/>
-            <w:r>
-              <w:t>():</w:t>
+              <w:t>    if not np.isfinite(x).all() or not np.isfinite(y).all():</w:t>
             </w:r>
           </w:p>
           <w:p>
@@ -3589,23 +3450,7 @@
               </w:rPr>
             </w:pPr>
             <w:r>
-              <w:t xml:space="preserve">        raise </w:t>
-            </w:r>
-            <w:proofErr w:type="spellStart"/>
-            <w:r>
-              <w:t>ValueError</w:t>
-            </w:r>
-            <w:proofErr w:type="spellEnd"/>
-            <w:r>
-              <w:t>("数据含缺失值或非有限</w:t>
-            </w:r>
-            <w:proofErr w:type="gramStart"/>
-            <w:r>
-              <w:t>数值。"</w:t>
-            </w:r>
-            <w:proofErr w:type="gramEnd"/>
-            <w:r>
-              <w:t>)</w:t>
+              <w:t>        raise ValueError("数据含缺失值或非有限数值。")</w:t>
             </w:r>
           </w:p>
           <w:p>
@@ -3615,31 +3460,7 @@
               </w:rPr>
             </w:pPr>
             <w:r>
-              <w:t xml:space="preserve">    if </w:t>
-            </w:r>
-            <w:proofErr w:type="spellStart"/>
-            <w:r>
-              <w:t>len</w:t>
-            </w:r>
-            <w:proofErr w:type="spellEnd"/>
-            <w:r>
-              <w:t>(set(ids)</w:t>
-            </w:r>
-            <w:proofErr w:type="gramStart"/>
-            <w:r>
-              <w:t>) !</w:t>
-            </w:r>
-            <w:proofErr w:type="gramEnd"/>
-            <w:r>
-              <w:t xml:space="preserve">= </w:t>
-            </w:r>
-            <w:proofErr w:type="spellStart"/>
-            <w:r>
-              <w:t>len</w:t>
-            </w:r>
-            <w:proofErr w:type="spellEnd"/>
-            <w:r>
-              <w:t>(ids):</w:t>
+              <w:t>    if len(set(ids)) != len(ids):</w:t>
             </w:r>
           </w:p>
           <w:p>
@@ -3649,23 +3470,7 @@
               </w:rPr>
             </w:pPr>
             <w:r>
-              <w:t xml:space="preserve">        raise </w:t>
-            </w:r>
-            <w:proofErr w:type="spellStart"/>
-            <w:r>
-              <w:t>ValueError</w:t>
-            </w:r>
-            <w:proofErr w:type="spellEnd"/>
-            <w:r>
-              <w:t>("房源编号</w:t>
-            </w:r>
-            <w:proofErr w:type="gramStart"/>
-            <w:r>
-              <w:t>重复。"</w:t>
-            </w:r>
-            <w:proofErr w:type="gramEnd"/>
-            <w:r>
-              <w:t>)</w:t>
+              <w:t>        raise ValueError("房源编号重复。")</w:t>
             </w:r>
           </w:p>
           <w:p>
@@ -5062,33 +4867,8 @@
                 <w:rFonts w:ascii="宋体" w:eastAsia="宋体" w:hAnsi="宋体"/>
                 <w:szCs w:val="24"/>
               </w:rPr>
-              <w:t xml:space="preserve">def </w:t>
-            </w:r>
-            <w:proofErr w:type="spellStart"/>
-            <w:r>
-              <w:rPr>
-                <w:rFonts w:ascii="宋体" w:eastAsia="宋体" w:hAnsi="宋体"/>
-                <w:szCs w:val="24"/>
-              </w:rPr>
-              <w:t>objective_</w:t>
-            </w:r>
-            <w:proofErr w:type="gramStart"/>
-            <w:r>
-              <w:rPr>
-                <w:rFonts w:ascii="宋体" w:eastAsia="宋体" w:hAnsi="宋体"/>
-                <w:szCs w:val="24"/>
-              </w:rPr>
-              <w:t>gradient</w:t>
-            </w:r>
-            <w:proofErr w:type="spellEnd"/>
-            <w:r>
-              <w:rPr>
-                <w:rFonts w:ascii="宋体" w:eastAsia="宋体" w:hAnsi="宋体"/>
-                <w:szCs w:val="24"/>
-              </w:rPr>
-              <w:t>(</w:t>
-            </w:r>
-            <w:proofErr w:type="gramEnd"/>
+              <w:t>def objective_gradient(</w:t>
+            </w:r>
             <w:r>
               <w:rPr>
                 <w:rFonts w:ascii="宋体" w:eastAsia="宋体" w:hAnsi="宋体"/>
@@ -5240,41 +5020,7 @@
                 <w:rFonts w:ascii="宋体" w:eastAsia="宋体" w:hAnsi="宋体"/>
                 <w:szCs w:val="24"/>
               </w:rPr>
-              <w:t xml:space="preserve">    </w:t>
-            </w:r>
-            <w:proofErr w:type="spellStart"/>
-            <w:r>
-              <w:rPr>
-                <w:rFonts w:ascii="宋体" w:eastAsia="宋体" w:hAnsi="宋体"/>
-                <w:szCs w:val="24"/>
-              </w:rPr>
-              <w:t>data_loss</w:t>
-            </w:r>
-            <w:proofErr w:type="spellEnd"/>
-            <w:r>
-              <w:rPr>
-                <w:rFonts w:ascii="宋体" w:eastAsia="宋体" w:hAnsi="宋体"/>
-                <w:szCs w:val="24"/>
-              </w:rPr>
-              <w:t xml:space="preserve"> = </w:t>
-            </w:r>
-            <w:proofErr w:type="spellStart"/>
-            <w:proofErr w:type="gramStart"/>
-            <w:r>
-              <w:rPr>
-                <w:rFonts w:ascii="宋体" w:eastAsia="宋体" w:hAnsi="宋体"/>
-                <w:szCs w:val="24"/>
-              </w:rPr>
-              <w:t>np.mean</w:t>
-            </w:r>
-            <w:proofErr w:type="spellEnd"/>
-            <w:proofErr w:type="gramEnd"/>
-            <w:r>
-              <w:rPr>
-                <w:rFonts w:ascii="宋体" w:eastAsia="宋体" w:hAnsi="宋体"/>
-                <w:szCs w:val="24"/>
-              </w:rPr>
-              <w:t>(residual ** 2) / 2</w:t>
+              <w:t>    data_loss = np.mean(residual ** 2) / 2</w:t>
             </w:r>
           </w:p>
           <w:p>
@@ -5306,23 +5052,7 @@
                 <w:rFonts w:ascii="宋体" w:eastAsia="宋体" w:hAnsi="宋体"/>
                 <w:szCs w:val="24"/>
               </w:rPr>
-              <w:t xml:space="preserve"> * </w:t>
-            </w:r>
-            <w:proofErr w:type="spellStart"/>
-            <w:r>
-              <w:rPr>
-                <w:rFonts w:ascii="宋体" w:eastAsia="宋体" w:hAnsi="宋体"/>
-                <w:szCs w:val="24"/>
-              </w:rPr>
-              <w:t>np.abs</w:t>
-            </w:r>
-            <w:proofErr w:type="spellEnd"/>
-            <w:r>
-              <w:rPr>
-                <w:rFonts w:ascii="宋体" w:eastAsia="宋体" w:hAnsi="宋体"/>
-                <w:szCs w:val="24"/>
-              </w:rPr>
-              <w:t>(</w:t>
+              <w:t xml:space="preserve"> * np.abs(</w:t>
             </w:r>
             <w:r>
               <w:rPr>
@@ -5338,23 +5068,7 @@
                 <w:rFonts w:ascii="宋体" w:eastAsia="宋体" w:hAnsi="宋体"/>
                 <w:szCs w:val="24"/>
               </w:rPr>
-              <w:t>[1:]</w:t>
-            </w:r>
-            <w:proofErr w:type="gramStart"/>
-            <w:r>
-              <w:rPr>
-                <w:rFonts w:ascii="宋体" w:eastAsia="宋体" w:hAnsi="宋体"/>
-                <w:szCs w:val="24"/>
-              </w:rPr>
-              <w:t>).sum</w:t>
-            </w:r>
-            <w:proofErr w:type="gramEnd"/>
-            <w:r>
-              <w:rPr>
-                <w:rFonts w:ascii="宋体" w:eastAsia="宋体" w:hAnsi="宋体"/>
-                <w:szCs w:val="24"/>
-              </w:rPr>
-              <w:t>()</w:t>
+              <w:t>[1:]).sum()</w:t>
             </w:r>
           </w:p>
           <w:p>
@@ -5386,25 +5100,8 @@
                 <w:rFonts w:ascii="宋体" w:eastAsia="宋体" w:hAnsi="宋体"/>
                 <w:szCs w:val="24"/>
               </w:rPr>
-              <w:t xml:space="preserve"> * </w:t>
-            </w:r>
-            <w:proofErr w:type="spellStart"/>
-            <w:r>
-              <w:rPr>
-                <w:rFonts w:ascii="宋体" w:eastAsia="宋体" w:hAnsi="宋体"/>
-                <w:szCs w:val="24"/>
-              </w:rPr>
-              <w:t>np.sum</w:t>
-            </w:r>
-            <w:proofErr w:type="spellEnd"/>
-            <w:r>
-              <w:rPr>
-                <w:rFonts w:ascii="宋体" w:eastAsia="宋体" w:hAnsi="宋体"/>
-                <w:szCs w:val="24"/>
-              </w:rPr>
-              <w:t>(</w:t>
-            </w:r>
-            <w:proofErr w:type="gramStart"/>
+              <w:t xml:space="preserve"> * np.sum(</w:t>
+            </w:r>
             <w:r>
               <w:rPr>
                 <w:rFonts w:ascii="宋体" w:eastAsia="宋体" w:hAnsi="宋体"/>
@@ -5419,15 +5116,7 @@
                 <w:rFonts w:ascii="宋体" w:eastAsia="宋体" w:hAnsi="宋体"/>
                 <w:szCs w:val="24"/>
               </w:rPr>
-              <w:t>[</w:t>
-            </w:r>
-            <w:proofErr w:type="gramEnd"/>
-            <w:r>
-              <w:rPr>
-                <w:rFonts w:ascii="宋体" w:eastAsia="宋体" w:hAnsi="宋体"/>
-                <w:szCs w:val="24"/>
-              </w:rPr>
-              <w:t>1:] ** 2) / 2</w:t>
+              <w:t>[1:] ** 2) / 2</w:t>
             </w:r>
           </w:p>
           <w:p>
@@ -5459,23 +5148,7 @@
                 <w:rFonts w:ascii="宋体" w:eastAsia="宋体" w:hAnsi="宋体"/>
                 <w:szCs w:val="24"/>
               </w:rPr>
-              <w:t xml:space="preserve">.T @ residual / </w:t>
-            </w:r>
-            <w:proofErr w:type="spellStart"/>
-            <w:r>
-              <w:rPr>
-                <w:rFonts w:ascii="宋体" w:eastAsia="宋体" w:hAnsi="宋体"/>
-                <w:szCs w:val="24"/>
-              </w:rPr>
-              <w:t>len</w:t>
-            </w:r>
-            <w:proofErr w:type="spellEnd"/>
-            <w:r>
-              <w:rPr>
-                <w:rFonts w:ascii="宋体" w:eastAsia="宋体" w:hAnsi="宋体"/>
-                <w:szCs w:val="24"/>
-              </w:rPr>
-              <w:t>(</w:t>
+              <w:t>.T @ residual / len(</w:t>
             </w:r>
             <w:r>
               <w:rPr>
@@ -5507,23 +5180,7 @@
                 <w:rFonts w:ascii="宋体" w:eastAsia="宋体" w:hAnsi="宋体"/>
                 <w:szCs w:val="24"/>
               </w:rPr>
-              <w:t xml:space="preserve">    </w:t>
-            </w:r>
-            <w:proofErr w:type="gramStart"/>
-            <w:r>
-              <w:rPr>
-                <w:rFonts w:ascii="宋体" w:eastAsia="宋体" w:hAnsi="宋体"/>
-                <w:szCs w:val="24"/>
-              </w:rPr>
-              <w:t>gradient[</w:t>
-            </w:r>
-            <w:proofErr w:type="gramEnd"/>
-            <w:r>
-              <w:rPr>
-                <w:rFonts w:ascii="宋体" w:eastAsia="宋体" w:hAnsi="宋体"/>
-                <w:szCs w:val="24"/>
-              </w:rPr>
-              <w:t xml:space="preserve">1:] += </w:t>
+              <w:t xml:space="preserve">    gradient[1:] += </w:t>
             </w:r>
             <w:r>
               <w:rPr>
@@ -5541,7 +5198,6 @@
               </w:rPr>
               <w:t xml:space="preserve"> * </w:t>
             </w:r>
-            <w:proofErr w:type="gramStart"/>
             <w:r>
               <w:rPr>
                 <w:rFonts w:ascii="宋体" w:eastAsia="宋体" w:hAnsi="宋体"/>
@@ -5556,15 +5212,7 @@
                 <w:rFonts w:ascii="宋体" w:eastAsia="宋体" w:hAnsi="宋体"/>
                 <w:szCs w:val="24"/>
               </w:rPr>
-              <w:t>[</w:t>
-            </w:r>
-            <w:proofErr w:type="gramEnd"/>
-            <w:r>
-              <w:rPr>
-                <w:rFonts w:ascii="宋体" w:eastAsia="宋体" w:hAnsi="宋体"/>
-                <w:szCs w:val="24"/>
-              </w:rPr>
-              <w:t>1:]</w:t>
+              <w:t>[1:]</w:t>
             </w:r>
           </w:p>
           <w:p>
@@ -5581,23 +5229,7 @@
                 <w:rFonts w:ascii="宋体" w:eastAsia="宋体" w:hAnsi="宋体"/>
                 <w:szCs w:val="24"/>
               </w:rPr>
-              <w:t xml:space="preserve">return </w:t>
-            </w:r>
-            <w:proofErr w:type="spellStart"/>
-            <w:r>
-              <w:rPr>
-                <w:rFonts w:ascii="宋体" w:eastAsia="宋体" w:hAnsi="宋体"/>
-                <w:szCs w:val="24"/>
-              </w:rPr>
-              <w:t>data_loss</w:t>
-            </w:r>
-            <w:proofErr w:type="spellEnd"/>
-            <w:r>
-              <w:rPr>
-                <w:rFonts w:ascii="宋体" w:eastAsia="宋体" w:hAnsi="宋体"/>
-                <w:szCs w:val="24"/>
-              </w:rPr>
-              <w:t>, penalty, gradient</w:t>
+              <w:t>return data_loss, penalty, gradient</w:t>
             </w:r>
           </w:p>
           <w:p>
@@ -5614,33 +5246,8 @@
                 <w:szCs w:val="24"/>
               </w:rPr>
               <w:lastRenderedPageBreak/>
-              <w:t xml:space="preserve">def </w:t>
-            </w:r>
-            <w:proofErr w:type="spellStart"/>
-            <w:r>
-              <w:rPr>
-                <w:rFonts w:ascii="宋体" w:eastAsia="宋体" w:hAnsi="宋体"/>
-                <w:szCs w:val="24"/>
-              </w:rPr>
-              <w:t>prepare_</w:t>
-            </w:r>
-            <w:proofErr w:type="gramStart"/>
-            <w:r>
-              <w:rPr>
-                <w:rFonts w:ascii="宋体" w:eastAsia="宋体" w:hAnsi="宋体"/>
-                <w:szCs w:val="24"/>
-              </w:rPr>
-              <w:t>features</w:t>
-            </w:r>
-            <w:proofErr w:type="spellEnd"/>
-            <w:r>
-              <w:rPr>
-                <w:rFonts w:ascii="宋体" w:eastAsia="宋体" w:hAnsi="宋体"/>
-                <w:szCs w:val="24"/>
-              </w:rPr>
-              <w:t>(</w:t>
-            </w:r>
-            <w:proofErr w:type="gramEnd"/>
+              <w:t>def prepare_features(</w:t>
+            </w:r>
             <w:r>
               <w:rPr>
                 <w:rFonts w:ascii="宋体" w:eastAsia="宋体" w:hAnsi="宋体"/>
@@ -5687,39 +5294,7 @@
                 <w:rFonts w:ascii="宋体" w:eastAsia="宋体" w:hAnsi="宋体"/>
                 <w:szCs w:val="24"/>
               </w:rPr>
-              <w:t>    ""</w:t>
-            </w:r>
-            <w:proofErr w:type="gramStart"/>
-            <w:r>
-              <w:rPr>
-                <w:rFonts w:ascii="宋体" w:eastAsia="宋体" w:hAnsi="宋体"/>
-                <w:szCs w:val="24"/>
-              </w:rPr>
-              <w:t>"只</w:t>
-            </w:r>
-            <w:proofErr w:type="gramEnd"/>
-            <w:r>
-              <w:rPr>
-                <w:rFonts w:ascii="宋体" w:eastAsia="宋体" w:hAnsi="宋体"/>
-                <w:szCs w:val="24"/>
-              </w:rPr>
-              <w:t>在训练集调用；测试集复用返回的均值和</w:t>
-            </w:r>
-            <w:proofErr w:type="gramStart"/>
-            <w:r>
-              <w:rPr>
-                <w:rFonts w:ascii="宋体" w:eastAsia="宋体" w:hAnsi="宋体"/>
-                <w:szCs w:val="24"/>
-              </w:rPr>
-              <w:t>标准差。"</w:t>
-            </w:r>
-            <w:proofErr w:type="gramEnd"/>
-            <w:r>
-              <w:rPr>
-                <w:rFonts w:ascii="宋体" w:eastAsia="宋体" w:hAnsi="宋体"/>
-                <w:szCs w:val="24"/>
-              </w:rPr>
-              <w:t>""</w:t>
+              <w:t>    """只在训练集调用；测试集复用返回的均值和标准差。"""</w:t>
             </w:r>
           </w:p>
           <w:p>
@@ -5767,39 +5342,7 @@
                 <w:rFonts w:ascii="宋体" w:eastAsia="宋体" w:hAnsi="宋体"/>
                 <w:szCs w:val="24"/>
               </w:rPr>
-              <w:t xml:space="preserve">        raise </w:t>
-            </w:r>
-            <w:proofErr w:type="spellStart"/>
-            <w:r>
-              <w:rPr>
-                <w:rFonts w:ascii="宋体" w:eastAsia="宋体" w:hAnsi="宋体"/>
-                <w:szCs w:val="24"/>
-              </w:rPr>
-              <w:t>ValueError</w:t>
-            </w:r>
-            <w:proofErr w:type="spellEnd"/>
-            <w:r>
-              <w:rPr>
-                <w:rFonts w:ascii="宋体" w:eastAsia="宋体" w:hAnsi="宋体"/>
-                <w:szCs w:val="24"/>
-              </w:rPr>
-              <w:t>("未知的预处理</w:t>
-            </w:r>
-            <w:proofErr w:type="gramStart"/>
-            <w:r>
-              <w:rPr>
-                <w:rFonts w:ascii="宋体" w:eastAsia="宋体" w:hAnsi="宋体"/>
-                <w:szCs w:val="24"/>
-              </w:rPr>
-              <w:t>方式。"</w:t>
-            </w:r>
-            <w:proofErr w:type="gramEnd"/>
-            <w:r>
-              <w:rPr>
-                <w:rFonts w:ascii="宋体" w:eastAsia="宋体" w:hAnsi="宋体"/>
-                <w:szCs w:val="24"/>
-              </w:rPr>
-              <w:t>)</w:t>
+              <w:t>        raise ValueError("未知的预处理方式。")</w:t>
             </w:r>
           </w:p>
           <w:p>
@@ -5817,8 +5360,6 @@
               </w:rPr>
               <w:t xml:space="preserve">    shift = </w:t>
             </w:r>
-            <w:proofErr w:type="spellStart"/>
-            <w:proofErr w:type="gramStart"/>
             <w:r>
               <w:rPr>
                 <w:rFonts w:ascii="宋体" w:eastAsia="宋体" w:hAnsi="宋体"/>
@@ -5833,16 +5374,7 @@
                 <w:rFonts w:ascii="宋体" w:eastAsia="宋体" w:hAnsi="宋体"/>
                 <w:szCs w:val="24"/>
               </w:rPr>
-              <w:t>.mean</w:t>
-            </w:r>
-            <w:proofErr w:type="spellEnd"/>
-            <w:proofErr w:type="gramEnd"/>
-            <w:r>
-              <w:rPr>
-                <w:rFonts w:ascii="宋体" w:eastAsia="宋体" w:hAnsi="宋体"/>
-                <w:szCs w:val="24"/>
-              </w:rPr>
-              <w:t>(</w:t>
+              <w:t>.mean(</w:t>
             </w:r>
             <w:r>
               <w:rPr>
@@ -5860,7 +5392,6 @@
               </w:rPr>
               <w:t xml:space="preserve">=0) if </w:t>
             </w:r>
-            <w:proofErr w:type="gramStart"/>
             <w:r>
               <w:rPr>
                 <w:rFonts w:ascii="宋体" w:eastAsia="宋体" w:hAnsi="宋体"/>
@@ -5875,36 +5406,8 @@
                 <w:rFonts w:ascii="宋体" w:eastAsia="宋体" w:hAnsi="宋体"/>
                 <w:szCs w:val="24"/>
               </w:rPr>
-              <w:t xml:space="preserve"> !</w:t>
-            </w:r>
-            <w:proofErr w:type="gramEnd"/>
-            <w:r>
-              <w:rPr>
-                <w:rFonts w:ascii="宋体" w:eastAsia="宋体" w:hAnsi="宋体"/>
-                <w:szCs w:val="24"/>
-              </w:rPr>
-              <w:t xml:space="preserve">= "none" else </w:t>
-            </w:r>
-            <w:proofErr w:type="spellStart"/>
-            <w:proofErr w:type="gramStart"/>
-            <w:r>
-              <w:rPr>
-                <w:rFonts w:ascii="宋体" w:eastAsia="宋体" w:hAnsi="宋体"/>
-                <w:szCs w:val="24"/>
-              </w:rPr>
-              <w:t>np.zeros</w:t>
-            </w:r>
-            <w:proofErr w:type="spellEnd"/>
-            <w:proofErr w:type="gramEnd"/>
-            <w:r>
-              <w:rPr>
-                <w:rFonts w:ascii="宋体" w:eastAsia="宋体" w:hAnsi="宋体"/>
-                <w:szCs w:val="24"/>
-              </w:rPr>
-              <w:t>(</w:t>
-            </w:r>
-            <w:proofErr w:type="spellStart"/>
-            <w:proofErr w:type="gramStart"/>
+              <w:t xml:space="preserve"> != "none" else np.zeros(</w:t>
+            </w:r>
             <w:r>
               <w:rPr>
                 <w:rFonts w:ascii="宋体" w:eastAsia="宋体" w:hAnsi="宋体"/>
@@ -5919,16 +5422,7 @@
                 <w:rFonts w:ascii="宋体" w:eastAsia="宋体" w:hAnsi="宋体"/>
                 <w:szCs w:val="24"/>
               </w:rPr>
-              <w:t>.shape</w:t>
-            </w:r>
-            <w:proofErr w:type="spellEnd"/>
-            <w:proofErr w:type="gramEnd"/>
-            <w:r>
-              <w:rPr>
-                <w:rFonts w:ascii="宋体" w:eastAsia="宋体" w:hAnsi="宋体"/>
-                <w:szCs w:val="24"/>
-              </w:rPr>
-              <w:t>[1])</w:t>
+              <w:t>.shape[1])</w:t>
             </w:r>
           </w:p>
           <w:p>
@@ -5946,7 +5440,6 @@
               </w:rPr>
               <w:t xml:space="preserve">    scale = </w:t>
             </w:r>
-            <w:proofErr w:type="spellStart"/>
             <w:r>
               <w:rPr>
                 <w:rFonts w:ascii="宋体" w:eastAsia="宋体" w:hAnsi="宋体"/>
@@ -5961,15 +5454,7 @@
                 <w:rFonts w:ascii="宋体" w:eastAsia="宋体" w:hAnsi="宋体"/>
                 <w:szCs w:val="24"/>
               </w:rPr>
-              <w:t>.std</w:t>
-            </w:r>
-            <w:proofErr w:type="spellEnd"/>
-            <w:r>
-              <w:rPr>
-                <w:rFonts w:ascii="宋体" w:eastAsia="宋体" w:hAnsi="宋体"/>
-                <w:szCs w:val="24"/>
-              </w:rPr>
-              <w:t>(</w:t>
+              <w:t>.std(</w:t>
             </w:r>
             <w:r>
               <w:rPr>
@@ -6001,28 +5486,8 @@
                 <w:rFonts w:ascii="宋体" w:eastAsia="宋体" w:hAnsi="宋体"/>
                 <w:szCs w:val="24"/>
               </w:rPr>
-              <w:t xml:space="preserve"> == "standard" else </w:t>
-            </w:r>
-            <w:proofErr w:type="spellStart"/>
-            <w:proofErr w:type="gramStart"/>
-            <w:r>
-              <w:rPr>
-                <w:rFonts w:ascii="宋体" w:eastAsia="宋体" w:hAnsi="宋体"/>
-                <w:szCs w:val="24"/>
-              </w:rPr>
-              <w:t>np.ones</w:t>
-            </w:r>
-            <w:proofErr w:type="spellEnd"/>
-            <w:proofErr w:type="gramEnd"/>
-            <w:r>
-              <w:rPr>
-                <w:rFonts w:ascii="宋体" w:eastAsia="宋体" w:hAnsi="宋体"/>
-                <w:szCs w:val="24"/>
-              </w:rPr>
-              <w:t>(</w:t>
-            </w:r>
-            <w:proofErr w:type="spellStart"/>
-            <w:proofErr w:type="gramStart"/>
+              <w:t xml:space="preserve"> == "standard" else np.ones(</w:t>
+            </w:r>
             <w:r>
               <w:rPr>
                 <w:rFonts w:ascii="宋体" w:eastAsia="宋体" w:hAnsi="宋体"/>
@@ -6037,16 +5502,7 @@
                 <w:rFonts w:ascii="宋体" w:eastAsia="宋体" w:hAnsi="宋体"/>
                 <w:szCs w:val="24"/>
               </w:rPr>
-              <w:t>.shape</w:t>
-            </w:r>
-            <w:proofErr w:type="spellEnd"/>
-            <w:proofErr w:type="gramEnd"/>
-            <w:r>
-              <w:rPr>
-                <w:rFonts w:ascii="宋体" w:eastAsia="宋体" w:hAnsi="宋体"/>
-                <w:szCs w:val="24"/>
-              </w:rPr>
-              <w:t>[1])</w:t>
+              <w:t>.shape[1])</w:t>
             </w:r>
           </w:p>
           <w:p>
@@ -6062,32 +5518,7 @@
                 <w:rFonts w:ascii="宋体" w:eastAsia="宋体" w:hAnsi="宋体"/>
                 <w:szCs w:val="24"/>
               </w:rPr>
-              <w:t xml:space="preserve">    if </w:t>
-            </w:r>
-            <w:proofErr w:type="spellStart"/>
-            <w:proofErr w:type="gramStart"/>
-            <w:r>
-              <w:rPr>
-                <w:rFonts w:ascii="宋体" w:eastAsia="宋体" w:hAnsi="宋体"/>
-                <w:szCs w:val="24"/>
-              </w:rPr>
-              <w:t>np.any</w:t>
-            </w:r>
-            <w:proofErr w:type="spellEnd"/>
-            <w:r>
-              <w:rPr>
-                <w:rFonts w:ascii="宋体" w:eastAsia="宋体" w:hAnsi="宋体"/>
-                <w:szCs w:val="24"/>
-              </w:rPr>
-              <w:t>(</w:t>
-            </w:r>
-            <w:proofErr w:type="gramEnd"/>
-            <w:r>
-              <w:rPr>
-                <w:rFonts w:ascii="宋体" w:eastAsia="宋体" w:hAnsi="宋体"/>
-                <w:szCs w:val="24"/>
-              </w:rPr>
-              <w:t>scale == 0):</w:t>
+              <w:t>    if np.any(scale == 0):</w:t>
             </w:r>
           </w:p>
           <w:p>
@@ -6103,39 +5534,7 @@
                 <w:rFonts w:ascii="宋体" w:eastAsia="宋体" w:hAnsi="宋体"/>
                 <w:szCs w:val="24"/>
               </w:rPr>
-              <w:t xml:space="preserve">        raise </w:t>
-            </w:r>
-            <w:proofErr w:type="spellStart"/>
-            <w:r>
-              <w:rPr>
-                <w:rFonts w:ascii="宋体" w:eastAsia="宋体" w:hAnsi="宋体"/>
-                <w:szCs w:val="24"/>
-              </w:rPr>
-              <w:t>ValueError</w:t>
-            </w:r>
-            <w:proofErr w:type="spellEnd"/>
-            <w:r>
-              <w:rPr>
-                <w:rFonts w:ascii="宋体" w:eastAsia="宋体" w:hAnsi="宋体"/>
-                <w:szCs w:val="24"/>
-              </w:rPr>
-              <w:t>("特征标准差为</w:t>
-            </w:r>
-            <w:proofErr w:type="gramStart"/>
-            <w:r>
-              <w:rPr>
-                <w:rFonts w:ascii="宋体" w:eastAsia="宋体" w:hAnsi="宋体"/>
-                <w:szCs w:val="24"/>
-              </w:rPr>
-              <w:t>零。"</w:t>
-            </w:r>
-            <w:proofErr w:type="gramEnd"/>
-            <w:r>
-              <w:rPr>
-                <w:rFonts w:ascii="宋体" w:eastAsia="宋体" w:hAnsi="宋体"/>
-                <w:szCs w:val="24"/>
-              </w:rPr>
-              <w:t>)</w:t>
+              <w:t>        raise ValueError("特征标准差为零。")</w:t>
             </w:r>
           </w:p>
           <w:p>
@@ -6151,33 +5550,8 @@
                 <w:rFonts w:ascii="宋体" w:eastAsia="宋体" w:hAnsi="宋体"/>
                 <w:szCs w:val="24"/>
               </w:rPr>
-              <w:t xml:space="preserve">    return </w:t>
-            </w:r>
-            <w:proofErr w:type="spellStart"/>
-            <w:r>
-              <w:rPr>
-                <w:rFonts w:ascii="宋体" w:eastAsia="宋体" w:hAnsi="宋体"/>
-                <w:szCs w:val="24"/>
-              </w:rPr>
-              <w:t>design_</w:t>
-            </w:r>
-            <w:proofErr w:type="gramStart"/>
-            <w:r>
-              <w:rPr>
-                <w:rFonts w:ascii="宋体" w:eastAsia="宋体" w:hAnsi="宋体"/>
-                <w:szCs w:val="24"/>
-              </w:rPr>
-              <w:t>matrix</w:t>
-            </w:r>
-            <w:proofErr w:type="spellEnd"/>
-            <w:r>
-              <w:rPr>
-                <w:rFonts w:ascii="宋体" w:eastAsia="宋体" w:hAnsi="宋体"/>
-                <w:szCs w:val="24"/>
-              </w:rPr>
-              <w:t>(</w:t>
-            </w:r>
-            <w:proofErr w:type="gramEnd"/>
+              <w:t>    return design_matrix(</w:t>
+            </w:r>
             <w:r>
               <w:rPr>
                 <w:rFonts w:ascii="宋体" w:eastAsia="宋体" w:hAnsi="宋体"/>
@@ -6217,33 +5591,8 @@
                 <w:rFonts w:ascii="宋体" w:eastAsia="宋体" w:hAnsi="宋体"/>
                 <w:szCs w:val="24"/>
               </w:rPr>
-              <w:t xml:space="preserve">def </w:t>
-            </w:r>
-            <w:proofErr w:type="spellStart"/>
-            <w:r>
-              <w:rPr>
-                <w:rFonts w:ascii="宋体" w:eastAsia="宋体" w:hAnsi="宋体"/>
-                <w:szCs w:val="24"/>
-              </w:rPr>
-              <w:t>design_</w:t>
-            </w:r>
-            <w:proofErr w:type="gramStart"/>
-            <w:r>
-              <w:rPr>
-                <w:rFonts w:ascii="宋体" w:eastAsia="宋体" w:hAnsi="宋体"/>
-                <w:szCs w:val="24"/>
-              </w:rPr>
-              <w:t>matrix</w:t>
-            </w:r>
-            <w:proofErr w:type="spellEnd"/>
-            <w:r>
-              <w:rPr>
-                <w:rFonts w:ascii="宋体" w:eastAsia="宋体" w:hAnsi="宋体"/>
-                <w:szCs w:val="24"/>
-              </w:rPr>
-              <w:t>(</w:t>
-            </w:r>
-            <w:proofErr w:type="gramEnd"/>
+              <w:t>def design_matrix(</w:t>
+            </w:r>
             <w:r>
               <w:rPr>
                 <w:rFonts w:ascii="宋体" w:eastAsia="宋体" w:hAnsi="宋体"/>
@@ -6363,66 +5712,7 @@
                 <w:rFonts w:ascii="宋体" w:eastAsia="宋体" w:hAnsi="宋体"/>
                 <w:szCs w:val="24"/>
               </w:rPr>
-              <w:t xml:space="preserve">    return </w:t>
-            </w:r>
-            <w:proofErr w:type="spellStart"/>
-            <w:proofErr w:type="gramStart"/>
-            <w:r>
-              <w:rPr>
-                <w:rFonts w:ascii="宋体" w:eastAsia="宋体" w:hAnsi="宋体"/>
-                <w:szCs w:val="24"/>
-              </w:rPr>
-              <w:t>np.column</w:t>
-            </w:r>
-            <w:proofErr w:type="gramEnd"/>
-            <w:r>
-              <w:rPr>
-                <w:rFonts w:ascii="宋体" w:eastAsia="宋体" w:hAnsi="宋体"/>
-                <w:szCs w:val="24"/>
-              </w:rPr>
-              <w:t>_stack</w:t>
-            </w:r>
-            <w:proofErr w:type="spellEnd"/>
-            <w:r>
-              <w:rPr>
-                <w:rFonts w:ascii="宋体" w:eastAsia="宋体" w:hAnsi="宋体"/>
-                <w:szCs w:val="24"/>
-              </w:rPr>
-              <w:t>([</w:t>
-            </w:r>
-            <w:proofErr w:type="spellStart"/>
-            <w:proofErr w:type="gramStart"/>
-            <w:r>
-              <w:rPr>
-                <w:rFonts w:ascii="宋体" w:eastAsia="宋体" w:hAnsi="宋体"/>
-                <w:szCs w:val="24"/>
-              </w:rPr>
-              <w:t>np.ones</w:t>
-            </w:r>
-            <w:proofErr w:type="spellEnd"/>
-            <w:proofErr w:type="gramEnd"/>
-            <w:r>
-              <w:rPr>
-                <w:rFonts w:ascii="宋体" w:eastAsia="宋体" w:hAnsi="宋体"/>
-                <w:szCs w:val="24"/>
-              </w:rPr>
-              <w:t>(</w:t>
-            </w:r>
-            <w:proofErr w:type="spellStart"/>
-            <w:r>
-              <w:rPr>
-                <w:rFonts w:ascii="宋体" w:eastAsia="宋体" w:hAnsi="宋体"/>
-                <w:szCs w:val="24"/>
-              </w:rPr>
-              <w:t>len</w:t>
-            </w:r>
-            <w:proofErr w:type="spellEnd"/>
-            <w:r>
-              <w:rPr>
-                <w:rFonts w:ascii="宋体" w:eastAsia="宋体" w:hAnsi="宋体"/>
-                <w:szCs w:val="24"/>
-              </w:rPr>
-              <w:t>(</w:t>
+              <w:t>    return np.column_stack([np.ones(len(</w:t>
             </w:r>
             <w:r>
               <w:rPr>
@@ -7012,21 +6302,7 @@
               <w:rPr>
                 <w:rFonts w:ascii="宋体" w:eastAsia="宋体" w:hAnsi="宋体"/>
               </w:rPr>
-              <w:t xml:space="preserve">使用 </w:t>
-            </w:r>
-            <w:proofErr w:type="spellStart"/>
-            <w:r>
-              <w:rPr>
-                <w:rFonts w:ascii="宋体" w:eastAsia="宋体" w:hAnsi="宋体"/>
-              </w:rPr>
-              <w:t>np.linalg.solve</w:t>
-            </w:r>
-            <w:proofErr w:type="spellEnd"/>
-            <w:r>
-              <w:rPr>
-                <w:rFonts w:ascii="宋体" w:eastAsia="宋体" w:hAnsi="宋体"/>
-              </w:rPr>
-              <w:t xml:space="preserve"> 直接求解线性方程，不显式计算逆矩阵。</w:t>
+              <w:t>使用 np.linalg.solve 直接求解线性方程，不显式计算逆矩阵。</w:t>
             </w:r>
             <w:r>
               <w:rPr>
@@ -7046,30 +6322,8 @@
               <w:rPr>
                 <w:rFonts w:ascii="宋体" w:eastAsia="宋体" w:hAnsi="宋体"/>
               </w:rPr>
-              <w:t xml:space="preserve">def </w:t>
-            </w:r>
-            <w:proofErr w:type="spellStart"/>
-            <w:r>
-              <w:rPr>
-                <w:rFonts w:ascii="宋体" w:eastAsia="宋体" w:hAnsi="宋体"/>
-              </w:rPr>
-              <w:t>normal_</w:t>
-            </w:r>
-            <w:proofErr w:type="gramStart"/>
-            <w:r>
-              <w:rPr>
-                <w:rFonts w:ascii="宋体" w:eastAsia="宋体" w:hAnsi="宋体"/>
-              </w:rPr>
-              <w:t>equation</w:t>
-            </w:r>
-            <w:proofErr w:type="spellEnd"/>
-            <w:r>
-              <w:rPr>
-                <w:rFonts w:ascii="宋体" w:eastAsia="宋体" w:hAnsi="宋体"/>
-              </w:rPr>
-              <w:t>(</w:t>
-            </w:r>
-            <w:proofErr w:type="gramEnd"/>
+              <w:t>def normal_equation(</w:t>
+            </w:r>
             <w:r>
               <w:rPr>
                 <w:rFonts w:ascii="宋体" w:eastAsia="宋体" w:hAnsi="宋体"/>
@@ -7124,23 +6378,7 @@
               <w:rPr>
                 <w:rFonts w:ascii="宋体" w:eastAsia="宋体" w:hAnsi="宋体"/>
               </w:rPr>
-              <w:t xml:space="preserve">    penalty = </w:t>
-            </w:r>
-            <w:proofErr w:type="spellStart"/>
-            <w:proofErr w:type="gramStart"/>
-            <w:r>
-              <w:rPr>
-                <w:rFonts w:ascii="宋体" w:eastAsia="宋体" w:hAnsi="宋体"/>
-              </w:rPr>
-              <w:t>np.diag</w:t>
-            </w:r>
-            <w:proofErr w:type="spellEnd"/>
-            <w:proofErr w:type="gramEnd"/>
-            <w:r>
-              <w:rPr>
-                <w:rFonts w:ascii="宋体" w:eastAsia="宋体" w:hAnsi="宋体"/>
-              </w:rPr>
-              <w:t xml:space="preserve">([0.0, </w:t>
+              <w:t xml:space="preserve">    penalty = np.diag([0.0, </w:t>
             </w:r>
             <w:r>
               <w:rPr>
@@ -7210,21 +6448,7 @@
               <w:rPr>
                 <w:rFonts w:ascii="宋体" w:eastAsia="宋体" w:hAnsi="宋体"/>
               </w:rPr>
-              <w:t xml:space="preserve"> / </w:t>
-            </w:r>
-            <w:proofErr w:type="spellStart"/>
-            <w:r>
-              <w:rPr>
-                <w:rFonts w:ascii="宋体" w:eastAsia="宋体" w:hAnsi="宋体"/>
-              </w:rPr>
-              <w:t>len</w:t>
-            </w:r>
-            <w:proofErr w:type="spellEnd"/>
-            <w:r>
-              <w:rPr>
-                <w:rFonts w:ascii="宋体" w:eastAsia="宋体" w:hAnsi="宋体"/>
-              </w:rPr>
-              <w:t>(</w:t>
+              <w:t xml:space="preserve"> / len(</w:t>
             </w:r>
             <w:r>
               <w:rPr>
@@ -7252,43 +6476,7 @@
               <w:rPr>
                 <w:rFonts w:ascii="宋体" w:eastAsia="宋体" w:hAnsi="宋体"/>
               </w:rPr>
-              <w:t xml:space="preserve">    return </w:t>
-            </w:r>
-            <w:proofErr w:type="spellStart"/>
-            <w:proofErr w:type="gramStart"/>
-            <w:r>
-              <w:rPr>
-                <w:rFonts w:ascii="宋体" w:eastAsia="宋体" w:hAnsi="宋体"/>
-              </w:rPr>
-              <w:t>np.linalg</w:t>
-            </w:r>
-            <w:proofErr w:type="gramEnd"/>
-            <w:r>
-              <w:rPr>
-                <w:rFonts w:ascii="宋体" w:eastAsia="宋体" w:hAnsi="宋体"/>
-              </w:rPr>
-              <w:t>.</w:t>
-            </w:r>
-            <w:proofErr w:type="gramStart"/>
-            <w:r>
-              <w:rPr>
-                <w:rFonts w:ascii="宋体" w:eastAsia="宋体" w:hAnsi="宋体"/>
-              </w:rPr>
-              <w:t>solve</w:t>
-            </w:r>
-            <w:proofErr w:type="spellEnd"/>
-            <w:r>
-              <w:rPr>
-                <w:rFonts w:ascii="宋体" w:eastAsia="宋体" w:hAnsi="宋体"/>
-              </w:rPr>
-              <w:t>(</w:t>
-            </w:r>
-            <w:proofErr w:type="gramEnd"/>
-            <w:r>
-              <w:rPr>
-                <w:rFonts w:ascii="宋体" w:eastAsia="宋体" w:hAnsi="宋体"/>
-              </w:rPr>
-              <w:t xml:space="preserve">hessian, </w:t>
+              <w:t xml:space="preserve">    return np.linalg.solve(hessian, </w:t>
             </w:r>
             <w:r>
               <w:rPr>
@@ -7316,21 +6504,7 @@
               <w:rPr>
                 <w:rFonts w:ascii="宋体" w:eastAsia="宋体" w:hAnsi="宋体"/>
               </w:rPr>
-              <w:t xml:space="preserve"> / </w:t>
-            </w:r>
-            <w:proofErr w:type="spellStart"/>
-            <w:r>
-              <w:rPr>
-                <w:rFonts w:ascii="宋体" w:eastAsia="宋体" w:hAnsi="宋体"/>
-              </w:rPr>
-              <w:t>len</w:t>
-            </w:r>
-            <w:proofErr w:type="spellEnd"/>
-            <w:r>
-              <w:rPr>
-                <w:rFonts w:ascii="宋体" w:eastAsia="宋体" w:hAnsi="宋体"/>
-              </w:rPr>
-              <w:t>(</w:t>
+              <w:t xml:space="preserve"> / len(</w:t>
             </w:r>
             <w:r>
               <w:rPr>
@@ -8217,30 +7391,8 @@
               <w:rPr>
                 <w:rFonts w:ascii="宋体" w:eastAsia="宋体" w:hAnsi="宋体"/>
               </w:rPr>
-              <w:t xml:space="preserve">def </w:t>
-            </w:r>
-            <w:proofErr w:type="spellStart"/>
-            <w:r>
-              <w:rPr>
-                <w:rFonts w:ascii="宋体" w:eastAsia="宋体" w:hAnsi="宋体"/>
-              </w:rPr>
-              <w:t>gradient_</w:t>
-            </w:r>
-            <w:proofErr w:type="gramStart"/>
-            <w:r>
-              <w:rPr>
-                <w:rFonts w:ascii="宋体" w:eastAsia="宋体" w:hAnsi="宋体"/>
-              </w:rPr>
-              <w:t>descent</w:t>
-            </w:r>
-            <w:proofErr w:type="spellEnd"/>
-            <w:r>
-              <w:rPr>
-                <w:rFonts w:ascii="宋体" w:eastAsia="宋体" w:hAnsi="宋体"/>
-              </w:rPr>
-              <w:t>(</w:t>
-            </w:r>
-            <w:proofErr w:type="gramEnd"/>
+              <w:t>def gradient_descent(</w:t>
+            </w:r>
             <w:r>
               <w:rPr>
                 <w:rFonts w:ascii="宋体" w:eastAsia="宋体" w:hAnsi="宋体"/>
@@ -8283,7 +7435,6 @@
               </w:rPr>
               <w:t xml:space="preserve">, </w:t>
             </w:r>
-            <w:proofErr w:type="spellStart"/>
             <w:r>
               <w:rPr>
                 <w:rFonts w:ascii="宋体" w:eastAsia="宋体" w:hAnsi="宋体"/>
@@ -8292,14 +7443,12 @@
               </w:rPr>
               <w:t>max_iter</w:t>
             </w:r>
-            <w:proofErr w:type="spellEnd"/>
             <w:r>
               <w:rPr>
                 <w:rFonts w:ascii="宋体" w:eastAsia="宋体" w:hAnsi="宋体"/>
               </w:rPr>
               <w:t xml:space="preserve">=20000, </w:t>
             </w:r>
-            <w:proofErr w:type="spellStart"/>
             <w:r>
               <w:rPr>
                 <w:rFonts w:ascii="宋体" w:eastAsia="宋体" w:hAnsi="宋体"/>
@@ -8308,7 +7457,6 @@
               </w:rPr>
               <w:t>tol</w:t>
             </w:r>
-            <w:proofErr w:type="spellEnd"/>
             <w:r>
               <w:rPr>
                 <w:rFonts w:ascii="宋体" w:eastAsia="宋体" w:hAnsi="宋体"/>
@@ -8343,7 +7491,6 @@
               </w:rPr>
               <w:t xml:space="preserve">=0.0, </w:t>
             </w:r>
-            <w:proofErr w:type="spellStart"/>
             <w:r>
               <w:rPr>
                 <w:rFonts w:ascii="宋体" w:eastAsia="宋体" w:hAnsi="宋体"/>
@@ -8352,7 +7499,6 @@
               </w:rPr>
               <w:t>divergence_ratio</w:t>
             </w:r>
-            <w:proofErr w:type="spellEnd"/>
             <w:r>
               <w:rPr>
                 <w:rFonts w:ascii="宋体" w:eastAsia="宋体" w:hAnsi="宋体"/>
@@ -8371,35 +7517,7 @@
               <w:rPr>
                 <w:rFonts w:ascii="宋体" w:eastAsia="宋体" w:hAnsi="宋体"/>
               </w:rPr>
-              <w:t>    ""</w:t>
-            </w:r>
-            <w:proofErr w:type="gramStart"/>
-            <w:r>
-              <w:rPr>
-                <w:rFonts w:ascii="宋体" w:eastAsia="宋体" w:hAnsi="宋体"/>
-              </w:rPr>
-              <w:t>"批量</w:t>
-            </w:r>
-            <w:proofErr w:type="gramEnd"/>
-            <w:r>
-              <w:rPr>
-                <w:rFonts w:ascii="宋体" w:eastAsia="宋体" w:hAnsi="宋体"/>
-              </w:rPr>
-              <w:t>梯度下降；l2=0 时就是普通最小二</w:t>
-            </w:r>
-            <w:proofErr w:type="gramStart"/>
-            <w:r>
-              <w:rPr>
-                <w:rFonts w:ascii="宋体" w:eastAsia="宋体" w:hAnsi="宋体"/>
-              </w:rPr>
-              <w:t>乘。"</w:t>
-            </w:r>
-            <w:proofErr w:type="gramEnd"/>
-            <w:r>
-              <w:rPr>
-                <w:rFonts w:ascii="宋体" w:eastAsia="宋体" w:hAnsi="宋体"/>
-              </w:rPr>
-              <w:t>""</w:t>
+              <w:t>    """批量梯度下降；l2=0 时就是普通最小二乘。"""</w:t>
             </w:r>
           </w:p>
           <w:p>
@@ -8413,26 +7531,8 @@
               <w:rPr>
                 <w:rFonts w:ascii="宋体" w:eastAsia="宋体" w:hAnsi="宋体"/>
               </w:rPr>
-              <w:t xml:space="preserve">    theta = </w:t>
-            </w:r>
-            <w:proofErr w:type="spellStart"/>
-            <w:proofErr w:type="gramStart"/>
-            <w:r>
-              <w:rPr>
-                <w:rFonts w:ascii="宋体" w:eastAsia="宋体" w:hAnsi="宋体"/>
-              </w:rPr>
-              <w:t>np.array</w:t>
-            </w:r>
-            <w:proofErr w:type="spellEnd"/>
-            <w:proofErr w:type="gramEnd"/>
-            <w:r>
-              <w:rPr>
-                <w:rFonts w:ascii="宋体" w:eastAsia="宋体" w:hAnsi="宋体"/>
-              </w:rPr>
-              <w:t>([</w:t>
-            </w:r>
-            <w:proofErr w:type="spellStart"/>
-            <w:proofErr w:type="gramStart"/>
+              <w:t>    theta = np.array([</w:t>
+            </w:r>
             <w:r>
               <w:rPr>
                 <w:rFonts w:ascii="宋体" w:eastAsia="宋体" w:hAnsi="宋体"/>
@@ -8445,15 +7545,7 @@
               <w:rPr>
                 <w:rFonts w:ascii="宋体" w:eastAsia="宋体" w:hAnsi="宋体"/>
               </w:rPr>
-              <w:t>.mean</w:t>
-            </w:r>
-            <w:proofErr w:type="spellEnd"/>
-            <w:proofErr w:type="gramEnd"/>
-            <w:r>
-              <w:rPr>
-                <w:rFonts w:ascii="宋体" w:eastAsia="宋体" w:hAnsi="宋体"/>
-              </w:rPr>
-              <w:t>(), 0.0, 0.0])</w:t>
+              <w:t>.mean(), 0.0, 0.0])</w:t>
             </w:r>
           </w:p>
           <w:p>
@@ -8481,35 +7573,7 @@
               <w:rPr>
                 <w:rFonts w:ascii="宋体" w:eastAsia="宋体" w:hAnsi="宋体"/>
               </w:rPr>
-              <w:t xml:space="preserve">    </w:t>
-            </w:r>
-            <w:proofErr w:type="spellStart"/>
-            <w:r>
-              <w:rPr>
-                <w:rFonts w:ascii="宋体" w:eastAsia="宋体" w:hAnsi="宋体"/>
-              </w:rPr>
-              <w:t>initial_loss</w:t>
-            </w:r>
-            <w:proofErr w:type="spellEnd"/>
-            <w:r>
-              <w:rPr>
-                <w:rFonts w:ascii="宋体" w:eastAsia="宋体" w:hAnsi="宋体"/>
-              </w:rPr>
-              <w:t xml:space="preserve"> = </w:t>
-            </w:r>
-            <w:proofErr w:type="spellStart"/>
-            <w:r>
-              <w:rPr>
-                <w:rFonts w:ascii="宋体" w:eastAsia="宋体" w:hAnsi="宋体"/>
-              </w:rPr>
-              <w:t>np.var</w:t>
-            </w:r>
-            <w:proofErr w:type="spellEnd"/>
-            <w:r>
-              <w:rPr>
-                <w:rFonts w:ascii="宋体" w:eastAsia="宋体" w:hAnsi="宋体"/>
-              </w:rPr>
-              <w:t>(</w:t>
+              <w:t>    initial_loss = np.var(</w:t>
             </w:r>
             <w:r>
               <w:rPr>
@@ -8537,21 +7601,7 @@
               <w:rPr>
                 <w:rFonts w:ascii="宋体" w:eastAsia="宋体" w:hAnsi="宋体"/>
               </w:rPr>
-              <w:t>    status = "</w:t>
-            </w:r>
-            <w:proofErr w:type="spellStart"/>
-            <w:r>
-              <w:rPr>
-                <w:rFonts w:ascii="宋体" w:eastAsia="宋体" w:hAnsi="宋体"/>
-              </w:rPr>
-              <w:t>max_iter</w:t>
-            </w:r>
-            <w:proofErr w:type="spellEnd"/>
-            <w:r>
-              <w:rPr>
-                <w:rFonts w:ascii="宋体" w:eastAsia="宋体" w:hAnsi="宋体"/>
-              </w:rPr>
-              <w:t>"</w:t>
+              <w:t>    status = "max_iter"</w:t>
             </w:r>
           </w:p>
           <w:p>
@@ -8565,17 +7615,8 @@
               <w:rPr>
                 <w:rFonts w:ascii="宋体" w:eastAsia="宋体" w:hAnsi="宋体"/>
               </w:rPr>
-              <w:t xml:space="preserve">    for step in </w:t>
-            </w:r>
-            <w:proofErr w:type="gramStart"/>
-            <w:r>
-              <w:rPr>
-                <w:rFonts w:ascii="宋体" w:eastAsia="宋体" w:hAnsi="宋体"/>
-              </w:rPr>
-              <w:t>range(</w:t>
-            </w:r>
-            <w:proofErr w:type="spellStart"/>
-            <w:proofErr w:type="gramEnd"/>
+              <w:t>    for step in range(</w:t>
+            </w:r>
             <w:r>
               <w:rPr>
                 <w:rFonts w:ascii="宋体" w:eastAsia="宋体" w:hAnsi="宋体"/>
@@ -8584,7 +7625,6 @@
               </w:rPr>
               <w:t>max_iter</w:t>
             </w:r>
-            <w:proofErr w:type="spellEnd"/>
             <w:r>
               <w:rPr>
                 <w:rFonts w:ascii="宋体" w:eastAsia="宋体" w:hAnsi="宋体"/>
@@ -8603,23 +7643,7 @@
               <w:rPr>
                 <w:rFonts w:ascii="宋体" w:eastAsia="宋体" w:hAnsi="宋体"/>
               </w:rPr>
-              <w:t xml:space="preserve">        with </w:t>
-            </w:r>
-            <w:proofErr w:type="spellStart"/>
-            <w:proofErr w:type="gramStart"/>
-            <w:r>
-              <w:rPr>
-                <w:rFonts w:ascii="宋体" w:eastAsia="宋体" w:hAnsi="宋体"/>
-              </w:rPr>
-              <w:t>np.errstate</w:t>
-            </w:r>
-            <w:proofErr w:type="spellEnd"/>
-            <w:proofErr w:type="gramEnd"/>
-            <w:r>
-              <w:rPr>
-                <w:rFonts w:ascii="宋体" w:eastAsia="宋体" w:hAnsi="宋体"/>
-              </w:rPr>
-              <w:t>(</w:t>
+              <w:t>        with np.errstate(</w:t>
             </w:r>
             <w:r>
               <w:rPr>
@@ -8661,30 +7685,8 @@
               <w:rPr>
                 <w:rFonts w:ascii="宋体" w:eastAsia="宋体" w:hAnsi="宋体"/>
               </w:rPr>
-              <w:t xml:space="preserve">            loss, penalty, gradient = </w:t>
-            </w:r>
-            <w:proofErr w:type="spellStart"/>
-            <w:r>
-              <w:rPr>
-                <w:rFonts w:ascii="宋体" w:eastAsia="宋体" w:hAnsi="宋体"/>
-              </w:rPr>
-              <w:t>objective_</w:t>
-            </w:r>
-            <w:proofErr w:type="gramStart"/>
-            <w:r>
-              <w:rPr>
-                <w:rFonts w:ascii="宋体" w:eastAsia="宋体" w:hAnsi="宋体"/>
-              </w:rPr>
-              <w:t>gradient</w:t>
-            </w:r>
-            <w:proofErr w:type="spellEnd"/>
-            <w:r>
-              <w:rPr>
-                <w:rFonts w:ascii="宋体" w:eastAsia="宋体" w:hAnsi="宋体"/>
-              </w:rPr>
-              <w:t>(</w:t>
-            </w:r>
-            <w:proofErr w:type="gramEnd"/>
+              <w:t>            loss, penalty, gradient = objective_gradient(</w:t>
+            </w:r>
             <w:r>
               <w:rPr>
                 <w:rFonts w:ascii="宋体" w:eastAsia="宋体" w:hAnsi="宋体"/>
@@ -8767,53 +7769,7 @@
               <w:rPr>
                 <w:rFonts w:ascii="宋体" w:eastAsia="宋体" w:hAnsi="宋体"/>
               </w:rPr>
-              <w:t xml:space="preserve">        if not </w:t>
-            </w:r>
-            <w:proofErr w:type="spellStart"/>
-            <w:proofErr w:type="gramStart"/>
-            <w:r>
-              <w:rPr>
-                <w:rFonts w:ascii="宋体" w:eastAsia="宋体" w:hAnsi="宋体"/>
-              </w:rPr>
-              <w:t>np.isfinite</w:t>
-            </w:r>
-            <w:proofErr w:type="spellEnd"/>
-            <w:proofErr w:type="gramEnd"/>
-            <w:r>
-              <w:rPr>
-                <w:rFonts w:ascii="宋体" w:eastAsia="宋体" w:hAnsi="宋体"/>
-              </w:rPr>
-              <w:t xml:space="preserve">(total) or not </w:t>
-            </w:r>
-            <w:proofErr w:type="spellStart"/>
-            <w:proofErr w:type="gramStart"/>
-            <w:r>
-              <w:rPr>
-                <w:rFonts w:ascii="宋体" w:eastAsia="宋体" w:hAnsi="宋体"/>
-              </w:rPr>
-              <w:t>np.isfinite</w:t>
-            </w:r>
-            <w:proofErr w:type="spellEnd"/>
-            <w:proofErr w:type="gramEnd"/>
-            <w:r>
-              <w:rPr>
-                <w:rFonts w:ascii="宋体" w:eastAsia="宋体" w:hAnsi="宋体"/>
-              </w:rPr>
-              <w:t>(gradient</w:t>
-            </w:r>
-            <w:proofErr w:type="gramStart"/>
-            <w:r>
-              <w:rPr>
-                <w:rFonts w:ascii="宋体" w:eastAsia="宋体" w:hAnsi="宋体"/>
-              </w:rPr>
-              <w:t>).all</w:t>
-            </w:r>
-            <w:proofErr w:type="gramEnd"/>
-            <w:r>
-              <w:rPr>
-                <w:rFonts w:ascii="宋体" w:eastAsia="宋体" w:hAnsi="宋体"/>
-              </w:rPr>
-              <w:t>():</w:t>
+              <w:t>        if not np.isfinite(total) or not np.isfinite(gradient).all():</w:t>
             </w:r>
           </w:p>
           <w:p>
@@ -8841,6 +7797,7 @@
               <w:rPr>
                 <w:rFonts w:ascii="宋体" w:eastAsia="宋体" w:hAnsi="宋体"/>
               </w:rPr>
+              <w:lastRenderedPageBreak/>
               <w:t>            break</w:t>
             </w:r>
           </w:p>
@@ -8855,36 +7812,7 @@
               <w:rPr>
                 <w:rFonts w:ascii="宋体" w:eastAsia="宋体" w:hAnsi="宋体"/>
               </w:rPr>
-              <w:lastRenderedPageBreak/>
-              <w:t xml:space="preserve">        norm = </w:t>
-            </w:r>
-            <w:proofErr w:type="spellStart"/>
-            <w:r>
-              <w:rPr>
-                <w:rFonts w:ascii="宋体" w:eastAsia="宋体" w:hAnsi="宋体"/>
-              </w:rPr>
-              <w:t>np.max</w:t>
-            </w:r>
-            <w:proofErr w:type="spellEnd"/>
-            <w:r>
-              <w:rPr>
-                <w:rFonts w:ascii="宋体" w:eastAsia="宋体" w:hAnsi="宋体"/>
-              </w:rPr>
-              <w:t>(</w:t>
-            </w:r>
-            <w:proofErr w:type="spellStart"/>
-            <w:r>
-              <w:rPr>
-                <w:rFonts w:ascii="宋体" w:eastAsia="宋体" w:hAnsi="宋体"/>
-              </w:rPr>
-              <w:t>np.abs</w:t>
-            </w:r>
-            <w:proofErr w:type="spellEnd"/>
-            <w:r>
-              <w:rPr>
-                <w:rFonts w:ascii="宋体" w:eastAsia="宋体" w:hAnsi="宋体"/>
-              </w:rPr>
-              <w:t>(gradient))</w:t>
+              <w:t>        norm = np.max(np.abs(gradient))</w:t>
             </w:r>
           </w:p>
           <w:p>
@@ -8898,23 +7826,7 @@
               <w:rPr>
                 <w:rFonts w:ascii="宋体" w:eastAsia="宋体" w:hAnsi="宋体"/>
               </w:rPr>
-              <w:t xml:space="preserve">        </w:t>
-            </w:r>
-            <w:proofErr w:type="spellStart"/>
-            <w:proofErr w:type="gramStart"/>
-            <w:r>
-              <w:rPr>
-                <w:rFonts w:ascii="宋体" w:eastAsia="宋体" w:hAnsi="宋体"/>
-              </w:rPr>
-              <w:t>history.append</w:t>
-            </w:r>
-            <w:proofErr w:type="spellEnd"/>
-            <w:proofErr w:type="gramEnd"/>
-            <w:r>
-              <w:rPr>
-                <w:rFonts w:ascii="宋体" w:eastAsia="宋体" w:hAnsi="宋体"/>
-              </w:rPr>
-              <w:t>([step, loss, penalty, total, norm, *theta])</w:t>
+              <w:t>        history.append([step, loss, penalty, total, norm, *theta])</w:t>
             </w:r>
           </w:p>
           <w:p>
@@ -8928,31 +7840,8 @@
               <w:rPr>
                 <w:rFonts w:ascii="宋体" w:eastAsia="宋体" w:hAnsi="宋体"/>
               </w:rPr>
-              <w:t xml:space="preserve">        if total &gt; </w:t>
-            </w:r>
-            <w:proofErr w:type="gramStart"/>
-            <w:r>
-              <w:rPr>
-                <w:rFonts w:ascii="宋体" w:eastAsia="宋体" w:hAnsi="宋体"/>
-              </w:rPr>
-              <w:t>max(</w:t>
-            </w:r>
-            <w:proofErr w:type="spellStart"/>
-            <w:proofErr w:type="gramEnd"/>
-            <w:r>
-              <w:rPr>
-                <w:rFonts w:ascii="宋体" w:eastAsia="宋体" w:hAnsi="宋体"/>
-              </w:rPr>
-              <w:t>initial_loss</w:t>
-            </w:r>
-            <w:proofErr w:type="spellEnd"/>
-            <w:r>
-              <w:rPr>
-                <w:rFonts w:ascii="宋体" w:eastAsia="宋体" w:hAnsi="宋体"/>
-              </w:rPr>
-              <w:t xml:space="preserve">, 1) * </w:t>
-            </w:r>
-            <w:proofErr w:type="spellStart"/>
+              <w:t xml:space="preserve">        if total &gt; max(initial_loss, 1) * </w:t>
+            </w:r>
             <w:r>
               <w:rPr>
                 <w:rFonts w:ascii="宋体" w:eastAsia="宋体" w:hAnsi="宋体"/>
@@ -8961,7 +7850,6 @@
               </w:rPr>
               <w:t>divergence_ratio</w:t>
             </w:r>
-            <w:proofErr w:type="spellEnd"/>
             <w:r>
               <w:rPr>
                 <w:rFonts w:ascii="宋体" w:eastAsia="宋体" w:hAnsi="宋体"/>
@@ -9010,7 +7898,6 @@
               </w:rPr>
               <w:t xml:space="preserve">        if norm &lt;= </w:t>
             </w:r>
-            <w:proofErr w:type="spellStart"/>
             <w:r>
               <w:rPr>
                 <w:rFonts w:ascii="宋体" w:eastAsia="宋体" w:hAnsi="宋体"/>
@@ -9019,7 +7906,6 @@
               </w:rPr>
               <w:t>tol</w:t>
             </w:r>
-            <w:proofErr w:type="spellEnd"/>
             <w:r>
               <w:rPr>
                 <w:rFonts w:ascii="宋体" w:eastAsia="宋体" w:hAnsi="宋体"/>
@@ -9068,7 +7954,6 @@
               </w:rPr>
               <w:t xml:space="preserve">        if step &lt; </w:t>
             </w:r>
-            <w:proofErr w:type="spellStart"/>
             <w:r>
               <w:rPr>
                 <w:rFonts w:ascii="宋体" w:eastAsia="宋体" w:hAnsi="宋体"/>
@@ -9077,7 +7962,6 @@
               </w:rPr>
               <w:t>max_iter</w:t>
             </w:r>
-            <w:proofErr w:type="spellEnd"/>
             <w:r>
               <w:rPr>
                 <w:rFonts w:ascii="宋体" w:eastAsia="宋体" w:hAnsi="宋体"/>
@@ -9124,23 +8008,7 @@
               <w:rPr>
                 <w:rFonts w:ascii="宋体" w:eastAsia="宋体" w:hAnsi="宋体"/>
               </w:rPr>
-              <w:t xml:space="preserve">    history = </w:t>
-            </w:r>
-            <w:proofErr w:type="spellStart"/>
-            <w:proofErr w:type="gramStart"/>
-            <w:r>
-              <w:rPr>
-                <w:rFonts w:ascii="宋体" w:eastAsia="宋体" w:hAnsi="宋体"/>
-              </w:rPr>
-              <w:t>np.asarray</w:t>
-            </w:r>
-            <w:proofErr w:type="spellEnd"/>
-            <w:proofErr w:type="gramEnd"/>
-            <w:r>
-              <w:rPr>
-                <w:rFonts w:ascii="宋体" w:eastAsia="宋体" w:hAnsi="宋体"/>
-              </w:rPr>
-              <w:t>(history)</w:t>
+              <w:t>    history = np.asarray(history)</w:t>
             </w:r>
           </w:p>
           <w:p>
@@ -9154,35 +8022,7 @@
               <w:rPr>
                 <w:rFonts w:ascii="宋体" w:eastAsia="宋体" w:hAnsi="宋体"/>
               </w:rPr>
-              <w:t xml:space="preserve">    return </w:t>
-            </w:r>
-            <w:proofErr w:type="gramStart"/>
-            <w:r>
-              <w:rPr>
-                <w:rFonts w:ascii="宋体" w:eastAsia="宋体" w:hAnsi="宋体"/>
-              </w:rPr>
-              <w:t>history[</w:t>
-            </w:r>
-            <w:proofErr w:type="gramEnd"/>
-            <w:r>
-              <w:rPr>
-                <w:rFonts w:ascii="宋体" w:eastAsia="宋体" w:hAnsi="宋体"/>
-              </w:rPr>
-              <w:t>-1, 5:</w:t>
-            </w:r>
-            <w:proofErr w:type="gramStart"/>
-            <w:r>
-              <w:rPr>
-                <w:rFonts w:ascii="宋体" w:eastAsia="宋体" w:hAnsi="宋体"/>
-              </w:rPr>
-              <w:t>].copy</w:t>
-            </w:r>
-            <w:proofErr w:type="gramEnd"/>
-            <w:r>
-              <w:rPr>
-                <w:rFonts w:ascii="宋体" w:eastAsia="宋体" w:hAnsi="宋体"/>
-              </w:rPr>
-              <w:t>(), history, status</w:t>
+              <w:t>    return history[-1, 5:].copy(), history, status</w:t>
             </w:r>
           </w:p>
           <w:p>
@@ -10986,6 +9826,7 @@
                 <w:rFonts w:ascii="宋体" w:eastAsia="宋体" w:hAnsi="宋体" w:hint="eastAsia"/>
               </w:rPr>
             </w:pPr>
+            <w:bookmarkStart w:id="0" w:name="OLE_LINK1"/>
             <w:r>
               <w:rPr>
                 <w:rFonts w:ascii="宋体" w:eastAsia="宋体" w:hAnsi="宋体" w:hint="eastAsia"/>
@@ -11011,6 +9852,7 @@
               <w:t>右图由保存的梯度下降记录绘制，箭头表示更新方向，彩色点表示代表性迭代位置，星标表示最优解。</w:t>
             </w:r>
           </w:p>
+          <w:bookmarkEnd w:id="0"/>
           <w:p>
             <w:pPr>
               <w:spacing w:line="360" w:lineRule="auto"/>
@@ -14487,14 +13329,7 @@
               <w:rPr>
                 <w:rFonts w:ascii="宋体" w:eastAsia="宋体" w:hAnsi="宋体"/>
               </w:rPr>
-              <w:t>使用上述两项的</w:t>
-            </w:r>
-            <w:proofErr w:type="gramStart"/>
-            <w:r>
-              <w:rPr>
-                <w:rFonts w:ascii="宋体" w:eastAsia="宋体" w:hAnsi="宋体"/>
-              </w:rPr>
-              <w:t>一半</w:t>
+              <w:t>使用上述两项的一半</w:t>
             </w:r>
             <w:r>
               <w:rPr>
@@ -14502,7 +13337,6 @@
               </w:rPr>
               <w:t>.</w:t>
             </w:r>
-            <w:proofErr w:type="gramEnd"/>
           </w:p>
           <w:p>
             <w:pPr>
@@ -18167,7 +17001,6 @@
                       <w:szCs w:val="24"/>
                     </w:rPr>
                   </w:pPr>
-                  <w:proofErr w:type="spellStart"/>
                   <w:r>
                     <w:rPr>
                       <w:rFonts w:ascii="宋体" w:eastAsia="宋体" w:hAnsi="宋体" w:cs="宋体"/>
@@ -18176,7 +17009,6 @@
                     </w:rPr>
                     <w:t>area_sqm</w:t>
                   </w:r>
-                  <w:proofErr w:type="spellEnd"/>
                 </w:p>
               </w:tc>
               <w:tc>
@@ -18314,7 +17146,6 @@
                       <w:szCs w:val="24"/>
                     </w:rPr>
                   </w:pPr>
-                  <w:proofErr w:type="spellStart"/>
                   <w:r>
                     <w:rPr>
                       <w:rFonts w:ascii="宋体" w:eastAsia="宋体" w:hAnsi="宋体" w:cs="宋体"/>
@@ -18323,7 +17154,6 @@
                     </w:rPr>
                     <w:t>building_age_years</w:t>
                   </w:r>
-                  <w:proofErr w:type="spellEnd"/>
                 </w:p>
               </w:tc>
               <w:tc>
@@ -18456,7 +17286,6 @@
                       <w:szCs w:val="24"/>
                     </w:rPr>
                   </w:pPr>
-                  <w:proofErr w:type="spellStart"/>
                   <w:r>
                     <w:rPr>
                       <w:rFonts w:ascii="宋体" w:eastAsia="宋体" w:hAnsi="宋体" w:cs="宋体"/>
@@ -18465,7 +17294,6 @@
                     </w:rPr>
                     <w:t>metro_km</w:t>
                   </w:r>
-                  <w:proofErr w:type="spellEnd"/>
                 </w:p>
               </w:tc>
               <w:tc>
@@ -18597,7 +17425,6 @@
                       <w:szCs w:val="24"/>
                     </w:rPr>
                   </w:pPr>
-                  <w:proofErr w:type="spellStart"/>
                   <w:r>
                     <w:rPr>
                       <w:rFonts w:ascii="宋体" w:eastAsia="宋体" w:hAnsi="宋体" w:cs="宋体"/>
@@ -18606,7 +17433,6 @@
                     </w:rPr>
                     <w:t>center_km</w:t>
                   </w:r>
-                  <w:proofErr w:type="spellEnd"/>
                 </w:p>
               </w:tc>
               <w:tc>
@@ -19157,7 +17983,6 @@
                       <w:szCs w:val="24"/>
                     </w:rPr>
                   </w:pPr>
-                  <w:proofErr w:type="spellStart"/>
                   <w:r>
                     <w:rPr>
                       <w:rFonts w:ascii="宋体" w:eastAsia="宋体" w:hAnsi="宋体" w:cs="宋体"/>
@@ -19166,7 +17991,6 @@
                     </w:rPr>
                     <w:t>renovation_score</w:t>
                   </w:r>
-                  <w:proofErr w:type="spellEnd"/>
                 </w:p>
               </w:tc>
               <w:tc>
@@ -19299,7 +18123,6 @@
                       <w:szCs w:val="24"/>
                     </w:rPr>
                   </w:pPr>
-                  <w:proofErr w:type="spellStart"/>
                   <w:r>
                     <w:rPr>
                       <w:rFonts w:ascii="宋体" w:eastAsia="宋体" w:hAnsi="宋体" w:cs="宋体"/>
@@ -19308,7 +18131,6 @@
                     </w:rPr>
                     <w:t>has_elevator</w:t>
                   </w:r>
-                  <w:proofErr w:type="spellEnd"/>
                 </w:p>
               </w:tc>
               <w:tc>
@@ -19446,7 +18268,6 @@
                       <w:szCs w:val="24"/>
                     </w:rPr>
                   </w:pPr>
-                  <w:proofErr w:type="spellStart"/>
                   <w:r>
                     <w:rPr>
                       <w:rFonts w:ascii="宋体" w:eastAsia="宋体" w:hAnsi="宋体" w:cs="宋体"/>
@@ -19455,7 +18276,6 @@
                     </w:rPr>
                     <w:t>sunlight_hours</w:t>
                   </w:r>
-                  <w:proofErr w:type="spellEnd"/>
                 </w:p>
               </w:tc>
               <w:tc>
@@ -22152,7 +20972,7 @@
               <w:spacing w:line="360" w:lineRule="auto"/>
               <w:ind w:firstLine="480"/>
               <w:rPr>
-                <w:rFonts w:ascii="宋体" w:eastAsia="宋体" w:hAnsi="宋体"/>
+                <w:rFonts w:ascii="宋体" w:eastAsia="宋体" w:hAnsi="宋体" w:hint="eastAsia"/>
               </w:rPr>
             </w:pPr>
             <w:r>
@@ -22190,7 +21010,7 @@
               <w:spacing w:line="360" w:lineRule="auto"/>
               <w:ind w:firstLineChars="0"/>
               <w:rPr>
-                <w:rFonts w:ascii="宋体" w:eastAsia="宋体" w:hAnsi="宋体"/>
+                <w:rFonts w:ascii="宋体" w:eastAsia="宋体" w:hAnsi="宋体" w:hint="eastAsia"/>
               </w:rPr>
             </w:pPr>
             <w:r>
@@ -22210,7 +21030,7 @@
               <w:spacing w:line="360" w:lineRule="auto"/>
               <w:ind w:firstLineChars="0"/>
               <w:rPr>
-                <w:rFonts w:ascii="宋体" w:eastAsia="宋体" w:hAnsi="宋体"/>
+                <w:rFonts w:ascii="宋体" w:eastAsia="宋体" w:hAnsi="宋体" w:hint="eastAsia"/>
               </w:rPr>
             </w:pPr>
             <w:r>
@@ -22254,7 +21074,7 @@
               <w:spacing w:line="360" w:lineRule="auto"/>
               <w:ind w:firstLineChars="0"/>
               <w:rPr>
-                <w:rFonts w:ascii="宋体" w:eastAsia="宋体" w:hAnsi="宋体"/>
+                <w:rFonts w:ascii="宋体" w:eastAsia="宋体" w:hAnsi="宋体" w:hint="eastAsia"/>
               </w:rPr>
             </w:pPr>
             <w:r>
@@ -22298,7 +21118,7 @@
               <w:spacing w:line="360" w:lineRule="auto"/>
               <w:ind w:firstLineChars="0"/>
               <w:rPr>
-                <w:rFonts w:ascii="宋体" w:eastAsia="宋体" w:hAnsi="宋体"/>
+                <w:rFonts w:ascii="宋体" w:eastAsia="宋体" w:hAnsi="宋体" w:hint="eastAsia"/>
               </w:rPr>
             </w:pPr>
             <w:r>
@@ -22362,7 +21182,7 @@
             <w:pPr>
               <w:spacing w:line="360" w:lineRule="auto"/>
               <w:rPr>
-                <w:rFonts w:ascii="宋体" w:eastAsia="宋体" w:hAnsi="宋体"/>
+                <w:rFonts w:ascii="宋体" w:eastAsia="宋体" w:hAnsi="宋体" w:hint="eastAsia"/>
               </w:rPr>
             </w:pPr>
             <w:r>
@@ -22382,7 +21202,7 @@
             <w:pPr>
               <w:spacing w:line="360" w:lineRule="auto"/>
               <w:rPr>
-                <w:rFonts w:ascii="宋体" w:eastAsia="宋体" w:hAnsi="宋体"/>
+                <w:rFonts w:ascii="宋体" w:eastAsia="宋体" w:hAnsi="宋体" w:hint="eastAsia"/>
               </w:rPr>
             </w:pPr>
             <m:oMathPara>
@@ -22555,7 +21375,7 @@
               <w:spacing w:line="360" w:lineRule="auto"/>
               <w:ind w:firstLineChars="200" w:firstLine="480"/>
               <w:rPr>
-                <w:rFonts w:ascii="宋体" w:eastAsia="宋体" w:hAnsi="宋体"/>
+                <w:rFonts w:ascii="宋体" w:eastAsia="宋体" w:hAnsi="宋体" w:hint="eastAsia"/>
               </w:rPr>
             </w:pPr>
             <w:r>
@@ -22602,7 +21422,7 @@
             <w:pPr>
               <w:spacing w:line="360" w:lineRule="auto"/>
               <w:rPr>
-                <w:rFonts w:ascii="宋体" w:eastAsia="宋体" w:hAnsi="宋体"/>
+                <w:rFonts w:ascii="宋体" w:eastAsia="宋体" w:hAnsi="宋体" w:hint="eastAsia"/>
               </w:rPr>
             </w:pPr>
             <w:r>
@@ -22722,7 +21542,7 @@
                     <w:widowControl/>
                     <w:jc w:val="center"/>
                     <w:rPr>
-                      <w:rFonts w:ascii="宋体" w:eastAsia="宋体" w:hAnsi="宋体" w:cs="宋体"/>
+                      <w:rFonts w:ascii="宋体" w:eastAsia="宋体" w:hAnsi="宋体" w:cs="宋体" w:hint="eastAsia"/>
                       <w:kern w:val="0"/>
                       <w:szCs w:val="24"/>
                     </w:rPr>
@@ -22752,7 +21572,7 @@
                     <w:jc w:val="center"/>
                     <w:cnfStyle w:val="100000000000" w:firstRow="1" w:lastRow="0" w:firstColumn="0" w:lastColumn="0" w:oddVBand="0" w:evenVBand="0" w:oddHBand="0" w:evenHBand="0" w:firstRowFirstColumn="0" w:firstRowLastColumn="0" w:lastRowFirstColumn="0" w:lastRowLastColumn="0"/>
                     <w:rPr>
-                      <w:rFonts w:ascii="宋体" w:eastAsia="宋体" w:hAnsi="宋体" w:cs="宋体"/>
+                      <w:rFonts w:ascii="宋体" w:eastAsia="宋体" w:hAnsi="宋体" w:cs="宋体" w:hint="eastAsia"/>
                       <w:kern w:val="0"/>
                       <w:szCs w:val="24"/>
                     </w:rPr>
@@ -22782,7 +21602,7 @@
                     <w:jc w:val="center"/>
                     <w:cnfStyle w:val="100000000000" w:firstRow="1" w:lastRow="0" w:firstColumn="0" w:lastColumn="0" w:oddVBand="0" w:evenVBand="0" w:oddHBand="0" w:evenHBand="0" w:firstRowFirstColumn="0" w:firstRowLastColumn="0" w:lastRowFirstColumn="0" w:lastRowLastColumn="0"/>
                     <w:rPr>
-                      <w:rFonts w:ascii="宋体" w:eastAsia="宋体" w:hAnsi="宋体" w:cs="宋体"/>
+                      <w:rFonts w:ascii="宋体" w:eastAsia="宋体" w:hAnsi="宋体" w:cs="宋体" w:hint="eastAsia"/>
                       <w:kern w:val="0"/>
                       <w:szCs w:val="24"/>
                     </w:rPr>
@@ -22812,7 +21632,7 @@
                     <w:jc w:val="center"/>
                     <w:cnfStyle w:val="100000000000" w:firstRow="1" w:lastRow="0" w:firstColumn="0" w:lastColumn="0" w:oddVBand="0" w:evenVBand="0" w:oddHBand="0" w:evenHBand="0" w:firstRowFirstColumn="0" w:firstRowLastColumn="0" w:lastRowFirstColumn="0" w:lastRowLastColumn="0"/>
                     <w:rPr>
-                      <w:rFonts w:ascii="宋体" w:eastAsia="宋体" w:hAnsi="宋体" w:cs="宋体"/>
+                      <w:rFonts w:ascii="宋体" w:eastAsia="宋体" w:hAnsi="宋体" w:cs="宋体" w:hint="eastAsia"/>
                       <w:kern w:val="0"/>
                       <w:szCs w:val="24"/>
                     </w:rPr>
@@ -22877,7 +21697,7 @@
                     <w:widowControl/>
                     <w:jc w:val="left"/>
                     <w:rPr>
-                      <w:rFonts w:ascii="宋体" w:eastAsia="宋体" w:hAnsi="宋体" w:cs="宋体"/>
+                      <w:rFonts w:ascii="宋体" w:eastAsia="宋体" w:hAnsi="宋体" w:cs="宋体" w:hint="eastAsia"/>
                       <w:kern w:val="0"/>
                       <w:szCs w:val="24"/>
                     </w:rPr>
@@ -22906,7 +21726,7 @@
                     <w:jc w:val="left"/>
                     <w:cnfStyle w:val="000000100000" w:firstRow="0" w:lastRow="0" w:firstColumn="0" w:lastColumn="0" w:oddVBand="0" w:evenVBand="0" w:oddHBand="1" w:evenHBand="0" w:firstRowFirstColumn="0" w:firstRowLastColumn="0" w:lastRowFirstColumn="0" w:lastRowLastColumn="0"/>
                     <w:rPr>
-                      <w:rFonts w:ascii="宋体" w:eastAsia="宋体" w:hAnsi="宋体" w:cs="宋体"/>
+                      <w:rFonts w:ascii="宋体" w:eastAsia="宋体" w:hAnsi="宋体" w:cs="宋体" w:hint="eastAsia"/>
                       <w:kern w:val="0"/>
                       <w:szCs w:val="24"/>
                     </w:rPr>
@@ -22935,7 +21755,7 @@
                     <w:jc w:val="left"/>
                     <w:cnfStyle w:val="000000100000" w:firstRow="0" w:lastRow="0" w:firstColumn="0" w:lastColumn="0" w:oddVBand="0" w:evenVBand="0" w:oddHBand="1" w:evenHBand="0" w:firstRowFirstColumn="0" w:firstRowLastColumn="0" w:lastRowFirstColumn="0" w:lastRowLastColumn="0"/>
                     <w:rPr>
-                      <w:rFonts w:ascii="宋体" w:eastAsia="宋体" w:hAnsi="宋体" w:cs="宋体"/>
+                      <w:rFonts w:ascii="宋体" w:eastAsia="宋体" w:hAnsi="宋体" w:cs="宋体" w:hint="eastAsia"/>
                       <w:kern w:val="0"/>
                       <w:szCs w:val="24"/>
                     </w:rPr>
@@ -22964,7 +21784,7 @@
                     <w:jc w:val="left"/>
                     <w:cnfStyle w:val="000000100000" w:firstRow="0" w:lastRow="0" w:firstColumn="0" w:lastColumn="0" w:oddVBand="0" w:evenVBand="0" w:oddHBand="1" w:evenHBand="0" w:firstRowFirstColumn="0" w:firstRowLastColumn="0" w:lastRowFirstColumn="0" w:lastRowLastColumn="0"/>
                     <w:rPr>
-                      <w:rFonts w:ascii="宋体" w:eastAsia="宋体" w:hAnsi="宋体" w:cs="宋体"/>
+                      <w:rFonts w:ascii="宋体" w:eastAsia="宋体" w:hAnsi="宋体" w:cs="宋体" w:hint="eastAsia"/>
                       <w:kern w:val="0"/>
                       <w:szCs w:val="24"/>
                     </w:rPr>
@@ -22995,7 +21815,7 @@
                     <w:widowControl/>
                     <w:jc w:val="left"/>
                     <w:rPr>
-                      <w:rFonts w:ascii="宋体" w:eastAsia="宋体" w:hAnsi="宋体" w:cs="宋体"/>
+                      <w:rFonts w:ascii="宋体" w:eastAsia="宋体" w:hAnsi="宋体" w:cs="宋体" w:hint="eastAsia"/>
                       <w:kern w:val="0"/>
                       <w:szCs w:val="24"/>
                     </w:rPr>
@@ -23021,7 +21841,7 @@
                     <w:jc w:val="left"/>
                     <w:cnfStyle w:val="000000000000" w:firstRow="0" w:lastRow="0" w:firstColumn="0" w:lastColumn="0" w:oddVBand="0" w:evenVBand="0" w:oddHBand="0" w:evenHBand="0" w:firstRowFirstColumn="0" w:firstRowLastColumn="0" w:lastRowFirstColumn="0" w:lastRowLastColumn="0"/>
                     <w:rPr>
-                      <w:rFonts w:ascii="宋体" w:eastAsia="宋体" w:hAnsi="宋体" w:cs="宋体"/>
+                      <w:rFonts w:ascii="宋体" w:eastAsia="宋体" w:hAnsi="宋体" w:cs="宋体" w:hint="eastAsia"/>
                       <w:kern w:val="0"/>
                       <w:szCs w:val="24"/>
                     </w:rPr>
@@ -23047,7 +21867,7 @@
                     <w:jc w:val="left"/>
                     <w:cnfStyle w:val="000000000000" w:firstRow="0" w:lastRow="0" w:firstColumn="0" w:lastColumn="0" w:oddVBand="0" w:evenVBand="0" w:oddHBand="0" w:evenHBand="0" w:firstRowFirstColumn="0" w:firstRowLastColumn="0" w:lastRowFirstColumn="0" w:lastRowLastColumn="0"/>
                     <w:rPr>
-                      <w:rFonts w:ascii="宋体" w:eastAsia="宋体" w:hAnsi="宋体" w:cs="宋体"/>
+                      <w:rFonts w:ascii="宋体" w:eastAsia="宋体" w:hAnsi="宋体" w:cs="宋体" w:hint="eastAsia"/>
                       <w:kern w:val="0"/>
                       <w:szCs w:val="24"/>
                     </w:rPr>
@@ -23073,7 +21893,7 @@
                     <w:jc w:val="left"/>
                     <w:cnfStyle w:val="000000000000" w:firstRow="0" w:lastRow="0" w:firstColumn="0" w:lastColumn="0" w:oddVBand="0" w:evenVBand="0" w:oddHBand="0" w:evenHBand="0" w:firstRowFirstColumn="0" w:firstRowLastColumn="0" w:lastRowFirstColumn="0" w:lastRowLastColumn="0"/>
                     <w:rPr>
-                      <w:rFonts w:ascii="宋体" w:eastAsia="宋体" w:hAnsi="宋体" w:cs="宋体"/>
+                      <w:rFonts w:ascii="宋体" w:eastAsia="宋体" w:hAnsi="宋体" w:cs="宋体" w:hint="eastAsia"/>
                       <w:kern w:val="0"/>
                       <w:szCs w:val="24"/>
                     </w:rPr>
@@ -23105,7 +21925,7 @@
                     <w:widowControl/>
                     <w:jc w:val="left"/>
                     <w:rPr>
-                      <w:rFonts w:ascii="宋体" w:eastAsia="宋体" w:hAnsi="宋体" w:cs="宋体"/>
+                      <w:rFonts w:ascii="宋体" w:eastAsia="宋体" w:hAnsi="宋体" w:cs="宋体" w:hint="eastAsia"/>
                       <w:kern w:val="0"/>
                       <w:szCs w:val="24"/>
                     </w:rPr>
@@ -23131,7 +21951,7 @@
                     <w:jc w:val="left"/>
                     <w:cnfStyle w:val="000000100000" w:firstRow="0" w:lastRow="0" w:firstColumn="0" w:lastColumn="0" w:oddVBand="0" w:evenVBand="0" w:oddHBand="1" w:evenHBand="0" w:firstRowFirstColumn="0" w:firstRowLastColumn="0" w:lastRowFirstColumn="0" w:lastRowLastColumn="0"/>
                     <w:rPr>
-                      <w:rFonts w:ascii="宋体" w:eastAsia="宋体" w:hAnsi="宋体" w:cs="宋体"/>
+                      <w:rFonts w:ascii="宋体" w:eastAsia="宋体" w:hAnsi="宋体" w:cs="宋体" w:hint="eastAsia"/>
                       <w:kern w:val="0"/>
                       <w:szCs w:val="24"/>
                     </w:rPr>
@@ -23157,7 +21977,7 @@
                     <w:jc w:val="left"/>
                     <w:cnfStyle w:val="000000100000" w:firstRow="0" w:lastRow="0" w:firstColumn="0" w:lastColumn="0" w:oddVBand="0" w:evenVBand="0" w:oddHBand="1" w:evenHBand="0" w:firstRowFirstColumn="0" w:firstRowLastColumn="0" w:lastRowFirstColumn="0" w:lastRowLastColumn="0"/>
                     <w:rPr>
-                      <w:rFonts w:ascii="宋体" w:eastAsia="宋体" w:hAnsi="宋体" w:cs="宋体"/>
+                      <w:rFonts w:ascii="宋体" w:eastAsia="宋体" w:hAnsi="宋体" w:cs="宋体" w:hint="eastAsia"/>
                       <w:kern w:val="0"/>
                       <w:szCs w:val="24"/>
                     </w:rPr>
@@ -23183,7 +22003,7 @@
                     <w:jc w:val="left"/>
                     <w:cnfStyle w:val="000000100000" w:firstRow="0" w:lastRow="0" w:firstColumn="0" w:lastColumn="0" w:oddVBand="0" w:evenVBand="0" w:oddHBand="1" w:evenHBand="0" w:firstRowFirstColumn="0" w:firstRowLastColumn="0" w:lastRowFirstColumn="0" w:lastRowLastColumn="0"/>
                     <w:rPr>
-                      <w:rFonts w:ascii="宋体" w:eastAsia="宋体" w:hAnsi="宋体" w:cs="宋体"/>
+                      <w:rFonts w:ascii="宋体" w:eastAsia="宋体" w:hAnsi="宋体" w:cs="宋体" w:hint="eastAsia"/>
                       <w:kern w:val="0"/>
                       <w:szCs w:val="24"/>
                     </w:rPr>
@@ -23214,7 +22034,7 @@
                     <w:widowControl/>
                     <w:jc w:val="left"/>
                     <w:rPr>
-                      <w:rFonts w:ascii="宋体" w:eastAsia="宋体" w:hAnsi="宋体" w:cs="宋体"/>
+                      <w:rFonts w:ascii="宋体" w:eastAsia="宋体" w:hAnsi="宋体" w:cs="宋体" w:hint="eastAsia"/>
                       <w:kern w:val="0"/>
                       <w:szCs w:val="24"/>
                     </w:rPr>
@@ -23240,7 +22060,7 @@
                     <w:jc w:val="left"/>
                     <w:cnfStyle w:val="000000000000" w:firstRow="0" w:lastRow="0" w:firstColumn="0" w:lastColumn="0" w:oddVBand="0" w:evenVBand="0" w:oddHBand="0" w:evenHBand="0" w:firstRowFirstColumn="0" w:firstRowLastColumn="0" w:lastRowFirstColumn="0" w:lastRowLastColumn="0"/>
                     <w:rPr>
-                      <w:rFonts w:ascii="宋体" w:eastAsia="宋体" w:hAnsi="宋体" w:cs="宋体"/>
+                      <w:rFonts w:ascii="宋体" w:eastAsia="宋体" w:hAnsi="宋体" w:cs="宋体" w:hint="eastAsia"/>
                       <w:kern w:val="0"/>
                       <w:szCs w:val="24"/>
                     </w:rPr>
@@ -23266,7 +22086,7 @@
                     <w:jc w:val="left"/>
                     <w:cnfStyle w:val="000000000000" w:firstRow="0" w:lastRow="0" w:firstColumn="0" w:lastColumn="0" w:oddVBand="0" w:evenVBand="0" w:oddHBand="0" w:evenHBand="0" w:firstRowFirstColumn="0" w:firstRowLastColumn="0" w:lastRowFirstColumn="0" w:lastRowLastColumn="0"/>
                     <w:rPr>
-                      <w:rFonts w:ascii="宋体" w:eastAsia="宋体" w:hAnsi="宋体" w:cs="宋体"/>
+                      <w:rFonts w:ascii="宋体" w:eastAsia="宋体" w:hAnsi="宋体" w:cs="宋体" w:hint="eastAsia"/>
                       <w:kern w:val="0"/>
                       <w:szCs w:val="24"/>
                     </w:rPr>
@@ -23292,7 +22112,7 @@
                     <w:jc w:val="left"/>
                     <w:cnfStyle w:val="000000000000" w:firstRow="0" w:lastRow="0" w:firstColumn="0" w:lastColumn="0" w:oddVBand="0" w:evenVBand="0" w:oddHBand="0" w:evenHBand="0" w:firstRowFirstColumn="0" w:firstRowLastColumn="0" w:lastRowFirstColumn="0" w:lastRowLastColumn="0"/>
                     <w:rPr>
-                      <w:rFonts w:ascii="宋体" w:eastAsia="宋体" w:hAnsi="宋体" w:cs="宋体"/>
+                      <w:rFonts w:ascii="宋体" w:eastAsia="宋体" w:hAnsi="宋体" w:cs="宋体" w:hint="eastAsia"/>
                       <w:kern w:val="0"/>
                       <w:szCs w:val="24"/>
                     </w:rPr>
@@ -23327,7 +22147,7 @@
                     <w:widowControl/>
                     <w:jc w:val="left"/>
                     <w:rPr>
-                      <w:rFonts w:ascii="宋体" w:eastAsia="宋体" w:hAnsi="宋体" w:cs="宋体"/>
+                      <w:rFonts w:ascii="宋体" w:eastAsia="宋体" w:hAnsi="宋体" w:cs="宋体" w:hint="eastAsia"/>
                       <w:kern w:val="0"/>
                       <w:szCs w:val="24"/>
                     </w:rPr>
@@ -23356,7 +22176,7 @@
                     <w:jc w:val="left"/>
                     <w:cnfStyle w:val="000000100000" w:firstRow="0" w:lastRow="0" w:firstColumn="0" w:lastColumn="0" w:oddVBand="0" w:evenVBand="0" w:oddHBand="1" w:evenHBand="0" w:firstRowFirstColumn="0" w:firstRowLastColumn="0" w:lastRowFirstColumn="0" w:lastRowLastColumn="0"/>
                     <w:rPr>
-                      <w:rFonts w:ascii="宋体" w:eastAsia="宋体" w:hAnsi="宋体" w:cs="宋体"/>
+                      <w:rFonts w:ascii="宋体" w:eastAsia="宋体" w:hAnsi="宋体" w:cs="宋体" w:hint="eastAsia"/>
                       <w:kern w:val="0"/>
                       <w:szCs w:val="24"/>
                     </w:rPr>
@@ -23385,7 +22205,7 @@
                     <w:jc w:val="left"/>
                     <w:cnfStyle w:val="000000100000" w:firstRow="0" w:lastRow="0" w:firstColumn="0" w:lastColumn="0" w:oddVBand="0" w:evenVBand="0" w:oddHBand="1" w:evenHBand="0" w:firstRowFirstColumn="0" w:firstRowLastColumn="0" w:lastRowFirstColumn="0" w:lastRowLastColumn="0"/>
                     <w:rPr>
-                      <w:rFonts w:ascii="宋体" w:eastAsia="宋体" w:hAnsi="宋体" w:cs="宋体"/>
+                      <w:rFonts w:ascii="宋体" w:eastAsia="宋体" w:hAnsi="宋体" w:cs="宋体" w:hint="eastAsia"/>
                       <w:kern w:val="0"/>
                       <w:szCs w:val="24"/>
                     </w:rPr>
@@ -23414,7 +22234,7 @@
                     <w:jc w:val="left"/>
                     <w:cnfStyle w:val="000000100000" w:firstRow="0" w:lastRow="0" w:firstColumn="0" w:lastColumn="0" w:oddVBand="0" w:evenVBand="0" w:oddHBand="1" w:evenHBand="0" w:firstRowFirstColumn="0" w:firstRowLastColumn="0" w:lastRowFirstColumn="0" w:lastRowLastColumn="0"/>
                     <w:rPr>
-                      <w:rFonts w:ascii="宋体" w:eastAsia="宋体" w:hAnsi="宋体" w:cs="宋体"/>
+                      <w:rFonts w:ascii="宋体" w:eastAsia="宋体" w:hAnsi="宋体" w:cs="宋体" w:hint="eastAsia"/>
                       <w:kern w:val="0"/>
                       <w:szCs w:val="24"/>
                     </w:rPr>
@@ -23436,7 +22256,7 @@
               <w:spacing w:line="360" w:lineRule="auto"/>
               <w:ind w:firstLine="480"/>
               <w:rPr>
-                <w:rFonts w:ascii="宋体" w:eastAsia="宋体" w:hAnsi="宋体"/>
+                <w:rFonts w:ascii="宋体" w:eastAsia="宋体" w:hAnsi="宋体" w:hint="eastAsia"/>
               </w:rPr>
             </w:pPr>
             <w:r>
@@ -23493,7 +22313,7 @@
               <w:spacing w:line="360" w:lineRule="auto"/>
               <w:ind w:firstLine="480"/>
               <w:rPr>
-                <w:rFonts w:ascii="宋体" w:eastAsia="宋体" w:hAnsi="宋体"/>
+                <w:rFonts w:ascii="宋体" w:eastAsia="宋体" w:hAnsi="宋体" w:hint="eastAsia"/>
               </w:rPr>
             </w:pPr>
             <w:r>
@@ -23553,7 +22373,7 @@
             <w:pPr>
               <w:spacing w:line="360" w:lineRule="auto"/>
               <w:rPr>
-                <w:rFonts w:ascii="宋体" w:eastAsia="宋体" w:hAnsi="宋体"/>
+                <w:rFonts w:ascii="宋体" w:eastAsia="宋体" w:hAnsi="宋体" w:hint="eastAsia"/>
               </w:rPr>
             </w:pPr>
             <w:r>
@@ -23573,7 +22393,7 @@
             <w:pPr>
               <w:spacing w:line="360" w:lineRule="auto"/>
               <w:rPr>
-                <w:rFonts w:ascii="宋体" w:eastAsia="宋体" w:hAnsi="宋体"/>
+                <w:rFonts w:ascii="宋体" w:eastAsia="宋体" w:hAnsi="宋体" w:hint="eastAsia"/>
               </w:rPr>
             </w:pPr>
             <m:oMathPara>
@@ -23986,7 +22806,7 @@
               <w:spacing w:line="360" w:lineRule="auto"/>
               <w:ind w:firstLine="480"/>
               <w:rPr>
-                <w:rFonts w:ascii="宋体" w:eastAsia="宋体" w:hAnsi="宋体"/>
+                <w:rFonts w:ascii="宋体" w:eastAsia="宋体" w:hAnsi="宋体" w:hint="eastAsia"/>
               </w:rPr>
             </w:pPr>
             <w:r>
@@ -24107,7 +22927,7 @@
                     <w:widowControl/>
                     <w:jc w:val="center"/>
                     <w:rPr>
-                      <w:rFonts w:ascii="宋体" w:eastAsia="宋体" w:hAnsi="宋体" w:cs="宋体"/>
+                      <w:rFonts w:ascii="宋体" w:eastAsia="宋体" w:hAnsi="宋体" w:cs="宋体" w:hint="eastAsia"/>
                       <w:kern w:val="0"/>
                       <w:szCs w:val="24"/>
                     </w:rPr>
@@ -24137,7 +22957,7 @@
                     <w:jc w:val="center"/>
                     <w:cnfStyle w:val="100000000000" w:firstRow="1" w:lastRow="0" w:firstColumn="0" w:lastColumn="0" w:oddVBand="0" w:evenVBand="0" w:oddHBand="0" w:evenHBand="0" w:firstRowFirstColumn="0" w:firstRowLastColumn="0" w:lastRowFirstColumn="0" w:lastRowLastColumn="0"/>
                     <w:rPr>
-                      <w:rFonts w:ascii="宋体" w:eastAsia="宋体" w:hAnsi="宋体" w:cs="宋体"/>
+                      <w:rFonts w:ascii="宋体" w:eastAsia="宋体" w:hAnsi="宋体" w:cs="宋体" w:hint="eastAsia"/>
                       <w:kern w:val="0"/>
                       <w:szCs w:val="24"/>
                     </w:rPr>
@@ -24167,7 +22987,7 @@
                     <w:jc w:val="center"/>
                     <w:cnfStyle w:val="100000000000" w:firstRow="1" w:lastRow="0" w:firstColumn="0" w:lastColumn="0" w:oddVBand="0" w:evenVBand="0" w:oddHBand="0" w:evenHBand="0" w:firstRowFirstColumn="0" w:firstRowLastColumn="0" w:lastRowFirstColumn="0" w:lastRowLastColumn="0"/>
                     <w:rPr>
-                      <w:rFonts w:ascii="宋体" w:eastAsia="宋体" w:hAnsi="宋体" w:cs="宋体"/>
+                      <w:rFonts w:ascii="宋体" w:eastAsia="宋体" w:hAnsi="宋体" w:cs="宋体" w:hint="eastAsia"/>
                       <w:kern w:val="0"/>
                       <w:szCs w:val="24"/>
                     </w:rPr>
@@ -24197,7 +23017,7 @@
                     <w:jc w:val="center"/>
                     <w:cnfStyle w:val="100000000000" w:firstRow="1" w:lastRow="0" w:firstColumn="0" w:lastColumn="0" w:oddVBand="0" w:evenVBand="0" w:oddHBand="0" w:evenHBand="0" w:firstRowFirstColumn="0" w:firstRowLastColumn="0" w:lastRowFirstColumn="0" w:lastRowLastColumn="0"/>
                     <w:rPr>
-                      <w:rFonts w:ascii="宋体" w:eastAsia="宋体" w:hAnsi="宋体" w:cs="宋体"/>
+                      <w:rFonts w:ascii="宋体" w:eastAsia="宋体" w:hAnsi="宋体" w:cs="宋体" w:hint="eastAsia"/>
                       <w:kern w:val="0"/>
                       <w:szCs w:val="24"/>
                     </w:rPr>
@@ -24227,7 +23047,7 @@
                     <w:jc w:val="center"/>
                     <w:cnfStyle w:val="100000000000" w:firstRow="1" w:lastRow="0" w:firstColumn="0" w:lastColumn="0" w:oddVBand="0" w:evenVBand="0" w:oddHBand="0" w:evenHBand="0" w:firstRowFirstColumn="0" w:firstRowLastColumn="0" w:lastRowFirstColumn="0" w:lastRowLastColumn="0"/>
                     <w:rPr>
-                      <w:rFonts w:ascii="宋体" w:eastAsia="宋体" w:hAnsi="宋体" w:cs="宋体"/>
+                      <w:rFonts w:ascii="宋体" w:eastAsia="宋体" w:hAnsi="宋体" w:cs="宋体" w:hint="eastAsia"/>
                       <w:kern w:val="0"/>
                       <w:szCs w:val="24"/>
                     </w:rPr>
@@ -24262,7 +23082,7 @@
                     <w:widowControl/>
                     <w:jc w:val="left"/>
                     <w:rPr>
-                      <w:rFonts w:ascii="宋体" w:eastAsia="宋体" w:hAnsi="宋体" w:cs="宋体"/>
+                      <w:rFonts w:ascii="宋体" w:eastAsia="宋体" w:hAnsi="宋体" w:cs="宋体" w:hint="eastAsia"/>
                       <w:kern w:val="0"/>
                       <w:szCs w:val="24"/>
                     </w:rPr>
@@ -24291,7 +23111,7 @@
                     <w:jc w:val="left"/>
                     <w:cnfStyle w:val="000000100000" w:firstRow="0" w:lastRow="0" w:firstColumn="0" w:lastColumn="0" w:oddVBand="0" w:evenVBand="0" w:oddHBand="1" w:evenHBand="0" w:firstRowFirstColumn="0" w:firstRowLastColumn="0" w:lastRowFirstColumn="0" w:lastRowLastColumn="0"/>
                     <w:rPr>
-                      <w:rFonts w:ascii="宋体" w:eastAsia="宋体" w:hAnsi="宋体" w:cs="宋体"/>
+                      <w:rFonts w:ascii="宋体" w:eastAsia="宋体" w:hAnsi="宋体" w:cs="宋体" w:hint="eastAsia"/>
                       <w:kern w:val="0"/>
                       <w:szCs w:val="24"/>
                     </w:rPr>
@@ -24320,7 +23140,7 @@
                     <w:jc w:val="left"/>
                     <w:cnfStyle w:val="000000100000" w:firstRow="0" w:lastRow="0" w:firstColumn="0" w:lastColumn="0" w:oddVBand="0" w:evenVBand="0" w:oddHBand="1" w:evenHBand="0" w:firstRowFirstColumn="0" w:firstRowLastColumn="0" w:lastRowFirstColumn="0" w:lastRowLastColumn="0"/>
                     <w:rPr>
-                      <w:rFonts w:ascii="宋体" w:eastAsia="宋体" w:hAnsi="宋体" w:cs="宋体"/>
+                      <w:rFonts w:ascii="宋体" w:eastAsia="宋体" w:hAnsi="宋体" w:cs="宋体" w:hint="eastAsia"/>
                       <w:kern w:val="0"/>
                       <w:szCs w:val="24"/>
                     </w:rPr>
@@ -24349,7 +23169,7 @@
                     <w:jc w:val="left"/>
                     <w:cnfStyle w:val="000000100000" w:firstRow="0" w:lastRow="0" w:firstColumn="0" w:lastColumn="0" w:oddVBand="0" w:evenVBand="0" w:oddHBand="1" w:evenHBand="0" w:firstRowFirstColumn="0" w:firstRowLastColumn="0" w:lastRowFirstColumn="0" w:lastRowLastColumn="0"/>
                     <w:rPr>
-                      <w:rFonts w:ascii="宋体" w:eastAsia="宋体" w:hAnsi="宋体" w:cs="宋体"/>
+                      <w:rFonts w:ascii="宋体" w:eastAsia="宋体" w:hAnsi="宋体" w:cs="宋体" w:hint="eastAsia"/>
                       <w:kern w:val="0"/>
                       <w:szCs w:val="24"/>
                     </w:rPr>
@@ -24378,7 +23198,7 @@
                     <w:jc w:val="left"/>
                     <w:cnfStyle w:val="000000100000" w:firstRow="0" w:lastRow="0" w:firstColumn="0" w:lastColumn="0" w:oddVBand="0" w:evenVBand="0" w:oddHBand="1" w:evenHBand="0" w:firstRowFirstColumn="0" w:firstRowLastColumn="0" w:lastRowFirstColumn="0" w:lastRowLastColumn="0"/>
                     <w:rPr>
-                      <w:rFonts w:ascii="宋体" w:eastAsia="宋体" w:hAnsi="宋体" w:cs="宋体"/>
+                      <w:rFonts w:ascii="宋体" w:eastAsia="宋体" w:hAnsi="宋体" w:cs="宋体" w:hint="eastAsia"/>
                       <w:kern w:val="0"/>
                       <w:szCs w:val="24"/>
                     </w:rPr>
@@ -24409,7 +23229,7 @@
                     <w:widowControl/>
                     <w:jc w:val="left"/>
                     <w:rPr>
-                      <w:rFonts w:ascii="宋体" w:eastAsia="宋体" w:hAnsi="宋体" w:cs="宋体"/>
+                      <w:rFonts w:ascii="宋体" w:eastAsia="宋体" w:hAnsi="宋体" w:cs="宋体" w:hint="eastAsia"/>
                       <w:kern w:val="0"/>
                       <w:szCs w:val="24"/>
                     </w:rPr>
@@ -24435,7 +23255,7 @@
                     <w:jc w:val="left"/>
                     <w:cnfStyle w:val="000000000000" w:firstRow="0" w:lastRow="0" w:firstColumn="0" w:lastColumn="0" w:oddVBand="0" w:evenVBand="0" w:oddHBand="0" w:evenHBand="0" w:firstRowFirstColumn="0" w:firstRowLastColumn="0" w:lastRowFirstColumn="0" w:lastRowLastColumn="0"/>
                     <w:rPr>
-                      <w:rFonts w:ascii="宋体" w:eastAsia="宋体" w:hAnsi="宋体" w:cs="宋体"/>
+                      <w:rFonts w:ascii="宋体" w:eastAsia="宋体" w:hAnsi="宋体" w:cs="宋体" w:hint="eastAsia"/>
                       <w:kern w:val="0"/>
                       <w:szCs w:val="24"/>
                     </w:rPr>
@@ -24461,7 +23281,7 @@
                     <w:jc w:val="left"/>
                     <w:cnfStyle w:val="000000000000" w:firstRow="0" w:lastRow="0" w:firstColumn="0" w:lastColumn="0" w:oddVBand="0" w:evenVBand="0" w:oddHBand="0" w:evenHBand="0" w:firstRowFirstColumn="0" w:firstRowLastColumn="0" w:lastRowFirstColumn="0" w:lastRowLastColumn="0"/>
                     <w:rPr>
-                      <w:rFonts w:ascii="宋体" w:eastAsia="宋体" w:hAnsi="宋体" w:cs="宋体"/>
+                      <w:rFonts w:ascii="宋体" w:eastAsia="宋体" w:hAnsi="宋体" w:cs="宋体" w:hint="eastAsia"/>
                       <w:kern w:val="0"/>
                       <w:szCs w:val="24"/>
                     </w:rPr>
@@ -24487,7 +23307,7 @@
                     <w:jc w:val="left"/>
                     <w:cnfStyle w:val="000000000000" w:firstRow="0" w:lastRow="0" w:firstColumn="0" w:lastColumn="0" w:oddVBand="0" w:evenVBand="0" w:oddHBand="0" w:evenHBand="0" w:firstRowFirstColumn="0" w:firstRowLastColumn="0" w:lastRowFirstColumn="0" w:lastRowLastColumn="0"/>
                     <w:rPr>
-                      <w:rFonts w:ascii="宋体" w:eastAsia="宋体" w:hAnsi="宋体" w:cs="宋体"/>
+                      <w:rFonts w:ascii="宋体" w:eastAsia="宋体" w:hAnsi="宋体" w:cs="宋体" w:hint="eastAsia"/>
                       <w:kern w:val="0"/>
                       <w:szCs w:val="24"/>
                     </w:rPr>
@@ -24513,7 +23333,7 @@
                     <w:jc w:val="left"/>
                     <w:cnfStyle w:val="000000000000" w:firstRow="0" w:lastRow="0" w:firstColumn="0" w:lastColumn="0" w:oddVBand="0" w:evenVBand="0" w:oddHBand="0" w:evenHBand="0" w:firstRowFirstColumn="0" w:firstRowLastColumn="0" w:lastRowFirstColumn="0" w:lastRowLastColumn="0"/>
                     <w:rPr>
-                      <w:rFonts w:ascii="宋体" w:eastAsia="宋体" w:hAnsi="宋体" w:cs="宋体"/>
+                      <w:rFonts w:ascii="宋体" w:eastAsia="宋体" w:hAnsi="宋体" w:cs="宋体" w:hint="eastAsia"/>
                       <w:kern w:val="0"/>
                       <w:szCs w:val="24"/>
                     </w:rPr>
@@ -24545,7 +23365,7 @@
                     <w:widowControl/>
                     <w:jc w:val="left"/>
                     <w:rPr>
-                      <w:rFonts w:ascii="宋体" w:eastAsia="宋体" w:hAnsi="宋体" w:cs="宋体"/>
+                      <w:rFonts w:ascii="宋体" w:eastAsia="宋体" w:hAnsi="宋体" w:cs="宋体" w:hint="eastAsia"/>
                       <w:kern w:val="0"/>
                       <w:szCs w:val="24"/>
                     </w:rPr>
@@ -24571,7 +23391,7 @@
                     <w:jc w:val="left"/>
                     <w:cnfStyle w:val="000000100000" w:firstRow="0" w:lastRow="0" w:firstColumn="0" w:lastColumn="0" w:oddVBand="0" w:evenVBand="0" w:oddHBand="1" w:evenHBand="0" w:firstRowFirstColumn="0" w:firstRowLastColumn="0" w:lastRowFirstColumn="0" w:lastRowLastColumn="0"/>
                     <w:rPr>
-                      <w:rFonts w:ascii="宋体" w:eastAsia="宋体" w:hAnsi="宋体" w:cs="宋体"/>
+                      <w:rFonts w:ascii="宋体" w:eastAsia="宋体" w:hAnsi="宋体" w:cs="宋体" w:hint="eastAsia"/>
                       <w:kern w:val="0"/>
                       <w:szCs w:val="24"/>
                     </w:rPr>
@@ -24597,7 +23417,7 @@
                     <w:jc w:val="left"/>
                     <w:cnfStyle w:val="000000100000" w:firstRow="0" w:lastRow="0" w:firstColumn="0" w:lastColumn="0" w:oddVBand="0" w:evenVBand="0" w:oddHBand="1" w:evenHBand="0" w:firstRowFirstColumn="0" w:firstRowLastColumn="0" w:lastRowFirstColumn="0" w:lastRowLastColumn="0"/>
                     <w:rPr>
-                      <w:rFonts w:ascii="宋体" w:eastAsia="宋体" w:hAnsi="宋体" w:cs="宋体"/>
+                      <w:rFonts w:ascii="宋体" w:eastAsia="宋体" w:hAnsi="宋体" w:cs="宋体" w:hint="eastAsia"/>
                       <w:kern w:val="0"/>
                       <w:szCs w:val="24"/>
                     </w:rPr>
@@ -24623,7 +23443,7 @@
                     <w:jc w:val="left"/>
                     <w:cnfStyle w:val="000000100000" w:firstRow="0" w:lastRow="0" w:firstColumn="0" w:lastColumn="0" w:oddVBand="0" w:evenVBand="0" w:oddHBand="1" w:evenHBand="0" w:firstRowFirstColumn="0" w:firstRowLastColumn="0" w:lastRowFirstColumn="0" w:lastRowLastColumn="0"/>
                     <w:rPr>
-                      <w:rFonts w:ascii="宋体" w:eastAsia="宋体" w:hAnsi="宋体" w:cs="宋体"/>
+                      <w:rFonts w:ascii="宋体" w:eastAsia="宋体" w:hAnsi="宋体" w:cs="宋体" w:hint="eastAsia"/>
                       <w:kern w:val="0"/>
                       <w:szCs w:val="24"/>
                     </w:rPr>
@@ -24649,7 +23469,7 @@
                     <w:jc w:val="left"/>
                     <w:cnfStyle w:val="000000100000" w:firstRow="0" w:lastRow="0" w:firstColumn="0" w:lastColumn="0" w:oddVBand="0" w:evenVBand="0" w:oddHBand="1" w:evenHBand="0" w:firstRowFirstColumn="0" w:firstRowLastColumn="0" w:lastRowFirstColumn="0" w:lastRowLastColumn="0"/>
                     <w:rPr>
-                      <w:rFonts w:ascii="宋体" w:eastAsia="宋体" w:hAnsi="宋体" w:cs="宋体"/>
+                      <w:rFonts w:ascii="宋体" w:eastAsia="宋体" w:hAnsi="宋体" w:cs="宋体" w:hint="eastAsia"/>
                       <w:kern w:val="0"/>
                       <w:szCs w:val="24"/>
                     </w:rPr>
@@ -24683,7 +23503,7 @@
                     <w:widowControl/>
                     <w:jc w:val="left"/>
                     <w:rPr>
-                      <w:rFonts w:ascii="宋体" w:eastAsia="宋体" w:hAnsi="宋体" w:cs="宋体"/>
+                      <w:rFonts w:ascii="宋体" w:eastAsia="宋体" w:hAnsi="宋体" w:cs="宋体" w:hint="eastAsia"/>
                       <w:kern w:val="0"/>
                       <w:szCs w:val="24"/>
                     </w:rPr>
@@ -24712,7 +23532,7 @@
                     <w:jc w:val="left"/>
                     <w:cnfStyle w:val="000000000000" w:firstRow="0" w:lastRow="0" w:firstColumn="0" w:lastColumn="0" w:oddVBand="0" w:evenVBand="0" w:oddHBand="0" w:evenHBand="0" w:firstRowFirstColumn="0" w:firstRowLastColumn="0" w:lastRowFirstColumn="0" w:lastRowLastColumn="0"/>
                     <w:rPr>
-                      <w:rFonts w:ascii="宋体" w:eastAsia="宋体" w:hAnsi="宋体" w:cs="宋体"/>
+                      <w:rFonts w:ascii="宋体" w:eastAsia="宋体" w:hAnsi="宋体" w:cs="宋体" w:hint="eastAsia"/>
                       <w:kern w:val="0"/>
                       <w:szCs w:val="24"/>
                     </w:rPr>
@@ -24741,7 +23561,7 @@
                     <w:jc w:val="left"/>
                     <w:cnfStyle w:val="000000000000" w:firstRow="0" w:lastRow="0" w:firstColumn="0" w:lastColumn="0" w:oddVBand="0" w:evenVBand="0" w:oddHBand="0" w:evenHBand="0" w:firstRowFirstColumn="0" w:firstRowLastColumn="0" w:lastRowFirstColumn="0" w:lastRowLastColumn="0"/>
                     <w:rPr>
-                      <w:rFonts w:ascii="宋体" w:eastAsia="宋体" w:hAnsi="宋体" w:cs="宋体"/>
+                      <w:rFonts w:ascii="宋体" w:eastAsia="宋体" w:hAnsi="宋体" w:cs="宋体" w:hint="eastAsia"/>
                       <w:kern w:val="0"/>
                       <w:szCs w:val="24"/>
                     </w:rPr>
@@ -24770,7 +23590,7 @@
                     <w:jc w:val="left"/>
                     <w:cnfStyle w:val="000000000000" w:firstRow="0" w:lastRow="0" w:firstColumn="0" w:lastColumn="0" w:oddVBand="0" w:evenVBand="0" w:oddHBand="0" w:evenHBand="0" w:firstRowFirstColumn="0" w:firstRowLastColumn="0" w:lastRowFirstColumn="0" w:lastRowLastColumn="0"/>
                     <w:rPr>
-                      <w:rFonts w:ascii="宋体" w:eastAsia="宋体" w:hAnsi="宋体" w:cs="宋体"/>
+                      <w:rFonts w:ascii="宋体" w:eastAsia="宋体" w:hAnsi="宋体" w:cs="宋体" w:hint="eastAsia"/>
                       <w:kern w:val="0"/>
                       <w:szCs w:val="24"/>
                     </w:rPr>
@@ -24799,7 +23619,7 @@
                     <w:jc w:val="left"/>
                     <w:cnfStyle w:val="000000000000" w:firstRow="0" w:lastRow="0" w:firstColumn="0" w:lastColumn="0" w:oddVBand="0" w:evenVBand="0" w:oddHBand="0" w:evenHBand="0" w:firstRowFirstColumn="0" w:firstRowLastColumn="0" w:lastRowFirstColumn="0" w:lastRowLastColumn="0"/>
                     <w:rPr>
-                      <w:rFonts w:ascii="宋体" w:eastAsia="宋体" w:hAnsi="宋体" w:cs="宋体"/>
+                      <w:rFonts w:ascii="宋体" w:eastAsia="宋体" w:hAnsi="宋体" w:cs="宋体" w:hint="eastAsia"/>
                       <w:kern w:val="0"/>
                       <w:szCs w:val="24"/>
                     </w:rPr>
@@ -24820,7 +23640,7 @@
             <w:pPr>
               <w:spacing w:line="360" w:lineRule="auto"/>
               <w:rPr>
-                <w:rFonts w:ascii="宋体" w:eastAsia="宋体" w:hAnsi="宋体"/>
+                <w:rFonts w:ascii="宋体" w:eastAsia="宋体" w:hAnsi="宋体" w:hint="eastAsia"/>
               </w:rPr>
             </w:pPr>
             <w:r>
@@ -24847,7 +23667,7 @@
             <w:pPr>
               <w:spacing w:line="360" w:lineRule="auto"/>
               <w:rPr>
-                <w:rFonts w:ascii="宋体" w:eastAsia="宋体" w:hAnsi="宋体"/>
+                <w:rFonts w:ascii="宋体" w:eastAsia="宋体" w:hAnsi="宋体" w:hint="eastAsia"/>
               </w:rPr>
             </w:pPr>
             <w:r>
@@ -24966,7 +23786,7 @@
                     <w:widowControl/>
                     <w:jc w:val="center"/>
                     <w:rPr>
-                      <w:rFonts w:ascii="宋体" w:eastAsia="宋体" w:hAnsi="宋体" w:cs="宋体"/>
+                      <w:rFonts w:ascii="宋体" w:eastAsia="宋体" w:hAnsi="宋体" w:cs="宋体" w:hint="eastAsia"/>
                       <w:kern w:val="0"/>
                       <w:szCs w:val="24"/>
                     </w:rPr>
@@ -24996,7 +23816,7 @@
                     <w:jc w:val="center"/>
                     <w:cnfStyle w:val="100000000000" w:firstRow="1" w:lastRow="0" w:firstColumn="0" w:lastColumn="0" w:oddVBand="0" w:evenVBand="0" w:oddHBand="0" w:evenHBand="0" w:firstRowFirstColumn="0" w:firstRowLastColumn="0" w:lastRowFirstColumn="0" w:lastRowLastColumn="0"/>
                     <w:rPr>
-                      <w:rFonts w:ascii="宋体" w:eastAsia="宋体" w:hAnsi="宋体" w:cs="宋体"/>
+                      <w:rFonts w:ascii="宋体" w:eastAsia="宋体" w:hAnsi="宋体" w:cs="宋体" w:hint="eastAsia"/>
                       <w:kern w:val="0"/>
                       <w:szCs w:val="24"/>
                     </w:rPr>
@@ -25026,7 +23846,7 @@
                     <w:jc w:val="center"/>
                     <w:cnfStyle w:val="100000000000" w:firstRow="1" w:lastRow="0" w:firstColumn="0" w:lastColumn="0" w:oddVBand="0" w:evenVBand="0" w:oddHBand="0" w:evenHBand="0" w:firstRowFirstColumn="0" w:firstRowLastColumn="0" w:lastRowFirstColumn="0" w:lastRowLastColumn="0"/>
                     <w:rPr>
-                      <w:rFonts w:ascii="宋体" w:eastAsia="宋体" w:hAnsi="宋体" w:cs="宋体"/>
+                      <w:rFonts w:ascii="宋体" w:eastAsia="宋体" w:hAnsi="宋体" w:cs="宋体" w:hint="eastAsia"/>
                       <w:kern w:val="0"/>
                       <w:szCs w:val="24"/>
                     </w:rPr>
@@ -25061,7 +23881,7 @@
                     <w:widowControl/>
                     <w:jc w:val="left"/>
                     <w:rPr>
-                      <w:rFonts w:ascii="宋体" w:eastAsia="宋体" w:hAnsi="宋体" w:cs="宋体"/>
+                      <w:rFonts w:ascii="宋体" w:eastAsia="宋体" w:hAnsi="宋体" w:cs="宋体" w:hint="eastAsia"/>
                       <w:kern w:val="0"/>
                       <w:szCs w:val="24"/>
                     </w:rPr>
@@ -25090,7 +23910,7 @@
                     <w:jc w:val="left"/>
                     <w:cnfStyle w:val="000000100000" w:firstRow="0" w:lastRow="0" w:firstColumn="0" w:lastColumn="0" w:oddVBand="0" w:evenVBand="0" w:oddHBand="1" w:evenHBand="0" w:firstRowFirstColumn="0" w:firstRowLastColumn="0" w:lastRowFirstColumn="0" w:lastRowLastColumn="0"/>
                     <w:rPr>
-                      <w:rFonts w:ascii="宋体" w:eastAsia="宋体" w:hAnsi="宋体" w:cs="宋体"/>
+                      <w:rFonts w:ascii="宋体" w:eastAsia="宋体" w:hAnsi="宋体" w:cs="宋体" w:hint="eastAsia"/>
                       <w:kern w:val="0"/>
                       <w:szCs w:val="24"/>
                     </w:rPr>
@@ -25119,7 +23939,7 @@
                     <w:jc w:val="left"/>
                     <w:cnfStyle w:val="000000100000" w:firstRow="0" w:lastRow="0" w:firstColumn="0" w:lastColumn="0" w:oddVBand="0" w:evenVBand="0" w:oddHBand="1" w:evenHBand="0" w:firstRowFirstColumn="0" w:firstRowLastColumn="0" w:lastRowFirstColumn="0" w:lastRowLastColumn="0"/>
                     <w:rPr>
-                      <w:rFonts w:ascii="宋体" w:eastAsia="宋体" w:hAnsi="宋体" w:cs="宋体"/>
+                      <w:rFonts w:ascii="宋体" w:eastAsia="宋体" w:hAnsi="宋体" w:cs="宋体" w:hint="eastAsia"/>
                       <w:kern w:val="0"/>
                       <w:szCs w:val="24"/>
                     </w:rPr>
@@ -25150,7 +23970,7 @@
                     <w:widowControl/>
                     <w:jc w:val="left"/>
                     <w:rPr>
-                      <w:rFonts w:ascii="宋体" w:eastAsia="宋体" w:hAnsi="宋体" w:cs="宋体"/>
+                      <w:rFonts w:ascii="宋体" w:eastAsia="宋体" w:hAnsi="宋体" w:cs="宋体" w:hint="eastAsia"/>
                       <w:kern w:val="0"/>
                       <w:szCs w:val="24"/>
                     </w:rPr>
@@ -25176,7 +23996,7 @@
                     <w:jc w:val="left"/>
                     <w:cnfStyle w:val="000000000000" w:firstRow="0" w:lastRow="0" w:firstColumn="0" w:lastColumn="0" w:oddVBand="0" w:evenVBand="0" w:oddHBand="0" w:evenHBand="0" w:firstRowFirstColumn="0" w:firstRowLastColumn="0" w:lastRowFirstColumn="0" w:lastRowLastColumn="0"/>
                     <w:rPr>
-                      <w:rFonts w:ascii="宋体" w:eastAsia="宋体" w:hAnsi="宋体" w:cs="宋体"/>
+                      <w:rFonts w:ascii="宋体" w:eastAsia="宋体" w:hAnsi="宋体" w:cs="宋体" w:hint="eastAsia"/>
                       <w:kern w:val="0"/>
                       <w:szCs w:val="24"/>
                     </w:rPr>
@@ -25202,7 +24022,7 @@
                     <w:jc w:val="left"/>
                     <w:cnfStyle w:val="000000000000" w:firstRow="0" w:lastRow="0" w:firstColumn="0" w:lastColumn="0" w:oddVBand="0" w:evenVBand="0" w:oddHBand="0" w:evenHBand="0" w:firstRowFirstColumn="0" w:firstRowLastColumn="0" w:lastRowFirstColumn="0" w:lastRowLastColumn="0"/>
                     <w:rPr>
-                      <w:rFonts w:ascii="宋体" w:eastAsia="宋体" w:hAnsi="宋体" w:cs="宋体"/>
+                      <w:rFonts w:ascii="宋体" w:eastAsia="宋体" w:hAnsi="宋体" w:cs="宋体" w:hint="eastAsia"/>
                       <w:kern w:val="0"/>
                       <w:szCs w:val="24"/>
                     </w:rPr>
@@ -25234,7 +24054,7 @@
                     <w:widowControl/>
                     <w:jc w:val="left"/>
                     <w:rPr>
-                      <w:rFonts w:ascii="宋体" w:eastAsia="宋体" w:hAnsi="宋体" w:cs="宋体"/>
+                      <w:rFonts w:ascii="宋体" w:eastAsia="宋体" w:hAnsi="宋体" w:cs="宋体" w:hint="eastAsia"/>
                       <w:kern w:val="0"/>
                       <w:szCs w:val="24"/>
                     </w:rPr>
@@ -25260,7 +24080,7 @@
                     <w:jc w:val="left"/>
                     <w:cnfStyle w:val="000000100000" w:firstRow="0" w:lastRow="0" w:firstColumn="0" w:lastColumn="0" w:oddVBand="0" w:evenVBand="0" w:oddHBand="1" w:evenHBand="0" w:firstRowFirstColumn="0" w:firstRowLastColumn="0" w:lastRowFirstColumn="0" w:lastRowLastColumn="0"/>
                     <w:rPr>
-                      <w:rFonts w:ascii="宋体" w:eastAsia="宋体" w:hAnsi="宋体" w:cs="宋体"/>
+                      <w:rFonts w:ascii="宋体" w:eastAsia="宋体" w:hAnsi="宋体" w:cs="宋体" w:hint="eastAsia"/>
                       <w:kern w:val="0"/>
                       <w:szCs w:val="24"/>
                     </w:rPr>
@@ -25286,7 +24106,7 @@
                     <w:jc w:val="left"/>
                     <w:cnfStyle w:val="000000100000" w:firstRow="0" w:lastRow="0" w:firstColumn="0" w:lastColumn="0" w:oddVBand="0" w:evenVBand="0" w:oddHBand="1" w:evenHBand="0" w:firstRowFirstColumn="0" w:firstRowLastColumn="0" w:lastRowFirstColumn="0" w:lastRowLastColumn="0"/>
                     <w:rPr>
-                      <w:rFonts w:ascii="宋体" w:eastAsia="宋体" w:hAnsi="宋体" w:cs="宋体"/>
+                      <w:rFonts w:ascii="宋体" w:eastAsia="宋体" w:hAnsi="宋体" w:cs="宋体" w:hint="eastAsia"/>
                       <w:kern w:val="0"/>
                       <w:szCs w:val="24"/>
                     </w:rPr>
@@ -25317,7 +24137,7 @@
                     <w:widowControl/>
                     <w:jc w:val="left"/>
                     <w:rPr>
-                      <w:rFonts w:ascii="宋体" w:eastAsia="宋体" w:hAnsi="宋体" w:cs="宋体"/>
+                      <w:rFonts w:ascii="宋体" w:eastAsia="宋体" w:hAnsi="宋体" w:cs="宋体" w:hint="eastAsia"/>
                       <w:kern w:val="0"/>
                       <w:szCs w:val="24"/>
                     </w:rPr>
@@ -25343,7 +24163,7 @@
                     <w:jc w:val="left"/>
                     <w:cnfStyle w:val="000000000000" w:firstRow="0" w:lastRow="0" w:firstColumn="0" w:lastColumn="0" w:oddVBand="0" w:evenVBand="0" w:oddHBand="0" w:evenHBand="0" w:firstRowFirstColumn="0" w:firstRowLastColumn="0" w:lastRowFirstColumn="0" w:lastRowLastColumn="0"/>
                     <w:rPr>
-                      <w:rFonts w:ascii="宋体" w:eastAsia="宋体" w:hAnsi="宋体" w:cs="宋体"/>
+                      <w:rFonts w:ascii="宋体" w:eastAsia="宋体" w:hAnsi="宋体" w:cs="宋体" w:hint="eastAsia"/>
                       <w:kern w:val="0"/>
                       <w:szCs w:val="24"/>
                     </w:rPr>
@@ -25369,7 +24189,7 @@
                     <w:jc w:val="left"/>
                     <w:cnfStyle w:val="000000000000" w:firstRow="0" w:lastRow="0" w:firstColumn="0" w:lastColumn="0" w:oddVBand="0" w:evenVBand="0" w:oddHBand="0" w:evenHBand="0" w:firstRowFirstColumn="0" w:firstRowLastColumn="0" w:lastRowFirstColumn="0" w:lastRowLastColumn="0"/>
                     <w:rPr>
-                      <w:rFonts w:ascii="宋体" w:eastAsia="宋体" w:hAnsi="宋体" w:cs="宋体"/>
+                      <w:rFonts w:ascii="宋体" w:eastAsia="宋体" w:hAnsi="宋体" w:cs="宋体" w:hint="eastAsia"/>
                       <w:kern w:val="0"/>
                       <w:szCs w:val="24"/>
                     </w:rPr>
@@ -25404,7 +24224,7 @@
                     <w:widowControl/>
                     <w:jc w:val="left"/>
                     <w:rPr>
-                      <w:rFonts w:ascii="宋体" w:eastAsia="宋体" w:hAnsi="宋体" w:cs="宋体"/>
+                      <w:rFonts w:ascii="宋体" w:eastAsia="宋体" w:hAnsi="宋体" w:cs="宋体" w:hint="eastAsia"/>
                       <w:kern w:val="0"/>
                       <w:szCs w:val="24"/>
                     </w:rPr>
@@ -25433,7 +24253,7 @@
                     <w:jc w:val="left"/>
                     <w:cnfStyle w:val="000000100000" w:firstRow="0" w:lastRow="0" w:firstColumn="0" w:lastColumn="0" w:oddVBand="0" w:evenVBand="0" w:oddHBand="1" w:evenHBand="0" w:firstRowFirstColumn="0" w:firstRowLastColumn="0" w:lastRowFirstColumn="0" w:lastRowLastColumn="0"/>
                     <w:rPr>
-                      <w:rFonts w:ascii="宋体" w:eastAsia="宋体" w:hAnsi="宋体" w:cs="宋体"/>
+                      <w:rFonts w:ascii="宋体" w:eastAsia="宋体" w:hAnsi="宋体" w:cs="宋体" w:hint="eastAsia"/>
                       <w:kern w:val="0"/>
                       <w:szCs w:val="24"/>
                     </w:rPr>
@@ -25462,7 +24282,7 @@
                     <w:jc w:val="left"/>
                     <w:cnfStyle w:val="000000100000" w:firstRow="0" w:lastRow="0" w:firstColumn="0" w:lastColumn="0" w:oddVBand="0" w:evenVBand="0" w:oddHBand="1" w:evenHBand="0" w:firstRowFirstColumn="0" w:firstRowLastColumn="0" w:lastRowFirstColumn="0" w:lastRowLastColumn="0"/>
                     <w:rPr>
-                      <w:rFonts w:ascii="宋体" w:eastAsia="宋体" w:hAnsi="宋体" w:cs="宋体"/>
+                      <w:rFonts w:ascii="宋体" w:eastAsia="宋体" w:hAnsi="宋体" w:cs="宋体" w:hint="eastAsia"/>
                       <w:kern w:val="0"/>
                       <w:szCs w:val="24"/>
                     </w:rPr>
@@ -25517,7 +24337,7 @@
             <w:pPr>
               <w:spacing w:line="360" w:lineRule="auto"/>
               <w:rPr>
-                <w:rFonts w:ascii="宋体" w:eastAsia="宋体" w:hAnsi="宋体"/>
+                <w:rFonts w:ascii="宋体" w:eastAsia="宋体" w:hAnsi="宋体" w:hint="eastAsia"/>
               </w:rPr>
             </w:pPr>
           </w:p>
@@ -25603,7 +24423,7 @@
               <w:spacing w:line="360" w:lineRule="auto"/>
               <w:ind w:firstLine="480"/>
               <w:rPr>
-                <w:rFonts w:ascii="宋体" w:eastAsia="宋体" w:hAnsi="宋体"/>
+                <w:rFonts w:ascii="宋体" w:eastAsia="宋体" w:hAnsi="宋体" w:hint="eastAsia"/>
               </w:rPr>
             </w:pPr>
             <w:r>
@@ -27084,7 +25904,7 @@
               <w:spacing w:line="360" w:lineRule="auto"/>
               <w:ind w:firstLine="480"/>
               <w:rPr>
-                <w:rFonts w:ascii="宋体" w:eastAsia="宋体" w:hAnsi="宋体"/>
+                <w:rFonts w:ascii="宋体" w:eastAsia="宋体" w:hAnsi="宋体" w:hint="eastAsia"/>
               </w:rPr>
             </w:pPr>
             <w:r>
@@ -27308,7 +26128,7 @@
               <w:spacing w:line="360" w:lineRule="auto"/>
               <w:ind w:firstLine="480"/>
               <w:rPr>
-                <w:rFonts w:ascii="宋体" w:eastAsia="宋体" w:hAnsi="宋体"/>
+                <w:rFonts w:ascii="宋体" w:eastAsia="宋体" w:hAnsi="宋体" w:hint="eastAsia"/>
               </w:rPr>
             </w:pPr>
             <w:r>
@@ -27473,7 +26293,7 @@
                     <w:widowControl/>
                     <w:jc w:val="center"/>
                     <w:rPr>
-                      <w:rFonts w:ascii="宋体" w:eastAsia="宋体" w:hAnsi="宋体" w:cs="宋体"/>
+                      <w:rFonts w:ascii="宋体" w:eastAsia="宋体" w:hAnsi="宋体" w:cs="宋体" w:hint="eastAsia"/>
                       <w:kern w:val="0"/>
                       <w:szCs w:val="24"/>
                     </w:rPr>
@@ -27503,7 +26323,7 @@
                     <w:jc w:val="center"/>
                     <w:cnfStyle w:val="100000000000" w:firstRow="1" w:lastRow="0" w:firstColumn="0" w:lastColumn="0" w:oddVBand="0" w:evenVBand="0" w:oddHBand="0" w:evenHBand="0" w:firstRowFirstColumn="0" w:firstRowLastColumn="0" w:lastRowFirstColumn="0" w:lastRowLastColumn="0"/>
                     <w:rPr>
-                      <w:rFonts w:ascii="宋体" w:eastAsia="宋体" w:hAnsi="宋体" w:cs="宋体"/>
+                      <w:rFonts w:ascii="宋体" w:eastAsia="宋体" w:hAnsi="宋体" w:cs="宋体" w:hint="eastAsia"/>
                       <w:kern w:val="0"/>
                       <w:szCs w:val="24"/>
                     </w:rPr>
@@ -27533,7 +26353,7 @@
                     <w:jc w:val="center"/>
                     <w:cnfStyle w:val="100000000000" w:firstRow="1" w:lastRow="0" w:firstColumn="0" w:lastColumn="0" w:oddVBand="0" w:evenVBand="0" w:oddHBand="0" w:evenHBand="0" w:firstRowFirstColumn="0" w:firstRowLastColumn="0" w:lastRowFirstColumn="0" w:lastRowLastColumn="0"/>
                     <w:rPr>
-                      <w:rFonts w:ascii="宋体" w:eastAsia="宋体" w:hAnsi="宋体" w:cs="宋体"/>
+                      <w:rFonts w:ascii="宋体" w:eastAsia="宋体" w:hAnsi="宋体" w:cs="宋体" w:hint="eastAsia"/>
                       <w:kern w:val="0"/>
                       <w:szCs w:val="24"/>
                     </w:rPr>
@@ -27563,7 +26383,7 @@
                     <w:jc w:val="center"/>
                     <w:cnfStyle w:val="100000000000" w:firstRow="1" w:lastRow="0" w:firstColumn="0" w:lastColumn="0" w:oddVBand="0" w:evenVBand="0" w:oddHBand="0" w:evenHBand="0" w:firstRowFirstColumn="0" w:firstRowLastColumn="0" w:lastRowFirstColumn="0" w:lastRowLastColumn="0"/>
                     <w:rPr>
-                      <w:rFonts w:ascii="宋体" w:eastAsia="宋体" w:hAnsi="宋体" w:cs="宋体"/>
+                      <w:rFonts w:ascii="宋体" w:eastAsia="宋体" w:hAnsi="宋体" w:cs="宋体" w:hint="eastAsia"/>
                       <w:kern w:val="0"/>
                       <w:szCs w:val="24"/>
                     </w:rPr>
@@ -27598,7 +26418,7 @@
                     <w:widowControl/>
                     <w:jc w:val="left"/>
                     <w:rPr>
-                      <w:rFonts w:ascii="宋体" w:eastAsia="宋体" w:hAnsi="宋体" w:cs="宋体"/>
+                      <w:rFonts w:ascii="宋体" w:eastAsia="宋体" w:hAnsi="宋体" w:cs="宋体" w:hint="eastAsia"/>
                       <w:kern w:val="0"/>
                       <w:szCs w:val="24"/>
                     </w:rPr>
@@ -27627,7 +26447,7 @@
                     <w:jc w:val="left"/>
                     <w:cnfStyle w:val="000000100000" w:firstRow="0" w:lastRow="0" w:firstColumn="0" w:lastColumn="0" w:oddVBand="0" w:evenVBand="0" w:oddHBand="1" w:evenHBand="0" w:firstRowFirstColumn="0" w:firstRowLastColumn="0" w:lastRowFirstColumn="0" w:lastRowLastColumn="0"/>
                     <w:rPr>
-                      <w:rFonts w:ascii="宋体" w:eastAsia="宋体" w:hAnsi="宋体" w:cs="宋体"/>
+                      <w:rFonts w:ascii="宋体" w:eastAsia="宋体" w:hAnsi="宋体" w:cs="宋体" w:hint="eastAsia"/>
                       <w:kern w:val="0"/>
                       <w:szCs w:val="24"/>
                     </w:rPr>
@@ -27656,7 +26476,7 @@
                     <w:jc w:val="left"/>
                     <w:cnfStyle w:val="000000100000" w:firstRow="0" w:lastRow="0" w:firstColumn="0" w:lastColumn="0" w:oddVBand="0" w:evenVBand="0" w:oddHBand="1" w:evenHBand="0" w:firstRowFirstColumn="0" w:firstRowLastColumn="0" w:lastRowFirstColumn="0" w:lastRowLastColumn="0"/>
                     <w:rPr>
-                      <w:rFonts w:ascii="宋体" w:eastAsia="宋体" w:hAnsi="宋体" w:cs="宋体"/>
+                      <w:rFonts w:ascii="宋体" w:eastAsia="宋体" w:hAnsi="宋体" w:cs="宋体" w:hint="eastAsia"/>
                       <w:kern w:val="0"/>
                       <w:szCs w:val="24"/>
                     </w:rPr>
@@ -27685,7 +26505,7 @@
                     <w:jc w:val="left"/>
                     <w:cnfStyle w:val="000000100000" w:firstRow="0" w:lastRow="0" w:firstColumn="0" w:lastColumn="0" w:oddVBand="0" w:evenVBand="0" w:oddHBand="1" w:evenHBand="0" w:firstRowFirstColumn="0" w:firstRowLastColumn="0" w:lastRowFirstColumn="0" w:lastRowLastColumn="0"/>
                     <w:rPr>
-                      <w:rFonts w:ascii="宋体" w:eastAsia="宋体" w:hAnsi="宋体" w:cs="宋体"/>
+                      <w:rFonts w:ascii="宋体" w:eastAsia="宋体" w:hAnsi="宋体" w:cs="宋体" w:hint="eastAsia"/>
                       <w:kern w:val="0"/>
                       <w:szCs w:val="24"/>
                     </w:rPr>
@@ -27716,7 +26536,7 @@
                     <w:widowControl/>
                     <w:jc w:val="left"/>
                     <w:rPr>
-                      <w:rFonts w:ascii="宋体" w:eastAsia="宋体" w:hAnsi="宋体" w:cs="宋体"/>
+                      <w:rFonts w:ascii="宋体" w:eastAsia="宋体" w:hAnsi="宋体" w:cs="宋体" w:hint="eastAsia"/>
                       <w:kern w:val="0"/>
                       <w:szCs w:val="24"/>
                     </w:rPr>
@@ -27742,7 +26562,7 @@
                     <w:jc w:val="left"/>
                     <w:cnfStyle w:val="000000000000" w:firstRow="0" w:lastRow="0" w:firstColumn="0" w:lastColumn="0" w:oddVBand="0" w:evenVBand="0" w:oddHBand="0" w:evenHBand="0" w:firstRowFirstColumn="0" w:firstRowLastColumn="0" w:lastRowFirstColumn="0" w:lastRowLastColumn="0"/>
                     <w:rPr>
-                      <w:rFonts w:ascii="宋体" w:eastAsia="宋体" w:hAnsi="宋体" w:cs="宋体"/>
+                      <w:rFonts w:ascii="宋体" w:eastAsia="宋体" w:hAnsi="宋体" w:cs="宋体" w:hint="eastAsia"/>
                       <w:kern w:val="0"/>
                       <w:szCs w:val="24"/>
                     </w:rPr>
@@ -27768,7 +26588,7 @@
                     <w:jc w:val="left"/>
                     <w:cnfStyle w:val="000000000000" w:firstRow="0" w:lastRow="0" w:firstColumn="0" w:lastColumn="0" w:oddVBand="0" w:evenVBand="0" w:oddHBand="0" w:evenHBand="0" w:firstRowFirstColumn="0" w:firstRowLastColumn="0" w:lastRowFirstColumn="0" w:lastRowLastColumn="0"/>
                     <w:rPr>
-                      <w:rFonts w:ascii="宋体" w:eastAsia="宋体" w:hAnsi="宋体" w:cs="宋体"/>
+                      <w:rFonts w:ascii="宋体" w:eastAsia="宋体" w:hAnsi="宋体" w:cs="宋体" w:hint="eastAsia"/>
                       <w:kern w:val="0"/>
                       <w:szCs w:val="24"/>
                     </w:rPr>
@@ -27794,7 +26614,7 @@
                     <w:jc w:val="left"/>
                     <w:cnfStyle w:val="000000000000" w:firstRow="0" w:lastRow="0" w:firstColumn="0" w:lastColumn="0" w:oddVBand="0" w:evenVBand="0" w:oddHBand="0" w:evenHBand="0" w:firstRowFirstColumn="0" w:firstRowLastColumn="0" w:lastRowFirstColumn="0" w:lastRowLastColumn="0"/>
                     <w:rPr>
-                      <w:rFonts w:ascii="宋体" w:eastAsia="宋体" w:hAnsi="宋体" w:cs="宋体"/>
+                      <w:rFonts w:ascii="宋体" w:eastAsia="宋体" w:hAnsi="宋体" w:cs="宋体" w:hint="eastAsia"/>
                       <w:kern w:val="0"/>
                       <w:szCs w:val="24"/>
                     </w:rPr>
@@ -27826,7 +26646,7 @@
                     <w:widowControl/>
                     <w:jc w:val="left"/>
                     <w:rPr>
-                      <w:rFonts w:ascii="宋体" w:eastAsia="宋体" w:hAnsi="宋体" w:cs="宋体"/>
+                      <w:rFonts w:ascii="宋体" w:eastAsia="宋体" w:hAnsi="宋体" w:cs="宋体" w:hint="eastAsia"/>
                       <w:kern w:val="0"/>
                       <w:szCs w:val="24"/>
                     </w:rPr>
@@ -27852,7 +26672,7 @@
                     <w:jc w:val="left"/>
                     <w:cnfStyle w:val="000000100000" w:firstRow="0" w:lastRow="0" w:firstColumn="0" w:lastColumn="0" w:oddVBand="0" w:evenVBand="0" w:oddHBand="1" w:evenHBand="0" w:firstRowFirstColumn="0" w:firstRowLastColumn="0" w:lastRowFirstColumn="0" w:lastRowLastColumn="0"/>
                     <w:rPr>
-                      <w:rFonts w:ascii="宋体" w:eastAsia="宋体" w:hAnsi="宋体" w:cs="宋体"/>
+                      <w:rFonts w:ascii="宋体" w:eastAsia="宋体" w:hAnsi="宋体" w:cs="宋体" w:hint="eastAsia"/>
                       <w:kern w:val="0"/>
                       <w:szCs w:val="24"/>
                     </w:rPr>
@@ -27878,7 +26698,7 @@
                     <w:jc w:val="left"/>
                     <w:cnfStyle w:val="000000100000" w:firstRow="0" w:lastRow="0" w:firstColumn="0" w:lastColumn="0" w:oddVBand="0" w:evenVBand="0" w:oddHBand="1" w:evenHBand="0" w:firstRowFirstColumn="0" w:firstRowLastColumn="0" w:lastRowFirstColumn="0" w:lastRowLastColumn="0"/>
                     <w:rPr>
-                      <w:rFonts w:ascii="宋体" w:eastAsia="宋体" w:hAnsi="宋体" w:cs="宋体"/>
+                      <w:rFonts w:ascii="宋体" w:eastAsia="宋体" w:hAnsi="宋体" w:cs="宋体" w:hint="eastAsia"/>
                       <w:kern w:val="0"/>
                       <w:szCs w:val="24"/>
                     </w:rPr>
@@ -27904,7 +26724,7 @@
                     <w:jc w:val="left"/>
                     <w:cnfStyle w:val="000000100000" w:firstRow="0" w:lastRow="0" w:firstColumn="0" w:lastColumn="0" w:oddVBand="0" w:evenVBand="0" w:oddHBand="1" w:evenHBand="0" w:firstRowFirstColumn="0" w:firstRowLastColumn="0" w:lastRowFirstColumn="0" w:lastRowLastColumn="0"/>
                     <w:rPr>
-                      <w:rFonts w:ascii="宋体" w:eastAsia="宋体" w:hAnsi="宋体" w:cs="宋体"/>
+                      <w:rFonts w:ascii="宋体" w:eastAsia="宋体" w:hAnsi="宋体" w:cs="宋体" w:hint="eastAsia"/>
                       <w:kern w:val="0"/>
                       <w:szCs w:val="24"/>
                     </w:rPr>
@@ -27935,7 +26755,7 @@
                     <w:widowControl/>
                     <w:jc w:val="left"/>
                     <w:rPr>
-                      <w:rFonts w:ascii="宋体" w:eastAsia="宋体" w:hAnsi="宋体" w:cs="宋体"/>
+                      <w:rFonts w:ascii="宋体" w:eastAsia="宋体" w:hAnsi="宋体" w:cs="宋体" w:hint="eastAsia"/>
                       <w:kern w:val="0"/>
                       <w:szCs w:val="24"/>
                     </w:rPr>
@@ -27961,7 +26781,7 @@
                     <w:jc w:val="left"/>
                     <w:cnfStyle w:val="000000000000" w:firstRow="0" w:lastRow="0" w:firstColumn="0" w:lastColumn="0" w:oddVBand="0" w:evenVBand="0" w:oddHBand="0" w:evenHBand="0" w:firstRowFirstColumn="0" w:firstRowLastColumn="0" w:lastRowFirstColumn="0" w:lastRowLastColumn="0"/>
                     <w:rPr>
-                      <w:rFonts w:ascii="宋体" w:eastAsia="宋体" w:hAnsi="宋体" w:cs="宋体"/>
+                      <w:rFonts w:ascii="宋体" w:eastAsia="宋体" w:hAnsi="宋体" w:cs="宋体" w:hint="eastAsia"/>
                       <w:kern w:val="0"/>
                       <w:szCs w:val="24"/>
                     </w:rPr>
@@ -27987,7 +26807,7 @@
                     <w:jc w:val="left"/>
                     <w:cnfStyle w:val="000000000000" w:firstRow="0" w:lastRow="0" w:firstColumn="0" w:lastColumn="0" w:oddVBand="0" w:evenVBand="0" w:oddHBand="0" w:evenHBand="0" w:firstRowFirstColumn="0" w:firstRowLastColumn="0" w:lastRowFirstColumn="0" w:lastRowLastColumn="0"/>
                     <w:rPr>
-                      <w:rFonts w:ascii="宋体" w:eastAsia="宋体" w:hAnsi="宋体" w:cs="宋体"/>
+                      <w:rFonts w:ascii="宋体" w:eastAsia="宋体" w:hAnsi="宋体" w:cs="宋体" w:hint="eastAsia"/>
                       <w:kern w:val="0"/>
                       <w:szCs w:val="24"/>
                     </w:rPr>
@@ -28013,7 +26833,7 @@
                     <w:jc w:val="left"/>
                     <w:cnfStyle w:val="000000000000" w:firstRow="0" w:lastRow="0" w:firstColumn="0" w:lastColumn="0" w:oddVBand="0" w:evenVBand="0" w:oddHBand="0" w:evenHBand="0" w:firstRowFirstColumn="0" w:firstRowLastColumn="0" w:lastRowFirstColumn="0" w:lastRowLastColumn="0"/>
                     <w:rPr>
-                      <w:rFonts w:ascii="宋体" w:eastAsia="宋体" w:hAnsi="宋体" w:cs="宋体"/>
+                      <w:rFonts w:ascii="宋体" w:eastAsia="宋体" w:hAnsi="宋体" w:cs="宋体" w:hint="eastAsia"/>
                       <w:kern w:val="0"/>
                       <w:szCs w:val="24"/>
                     </w:rPr>
@@ -28045,7 +26865,7 @@
                     <w:widowControl/>
                     <w:jc w:val="left"/>
                     <w:rPr>
-                      <w:rFonts w:ascii="宋体" w:eastAsia="宋体" w:hAnsi="宋体" w:cs="宋体"/>
+                      <w:rFonts w:ascii="宋体" w:eastAsia="宋体" w:hAnsi="宋体" w:cs="宋体" w:hint="eastAsia"/>
                       <w:kern w:val="0"/>
                       <w:szCs w:val="24"/>
                     </w:rPr>
@@ -28071,7 +26891,7 @@
                     <w:jc w:val="left"/>
                     <w:cnfStyle w:val="000000100000" w:firstRow="0" w:lastRow="0" w:firstColumn="0" w:lastColumn="0" w:oddVBand="0" w:evenVBand="0" w:oddHBand="1" w:evenHBand="0" w:firstRowFirstColumn="0" w:firstRowLastColumn="0" w:lastRowFirstColumn="0" w:lastRowLastColumn="0"/>
                     <w:rPr>
-                      <w:rFonts w:ascii="宋体" w:eastAsia="宋体" w:hAnsi="宋体" w:cs="宋体"/>
+                      <w:rFonts w:ascii="宋体" w:eastAsia="宋体" w:hAnsi="宋体" w:cs="宋体" w:hint="eastAsia"/>
                       <w:kern w:val="0"/>
                       <w:szCs w:val="24"/>
                     </w:rPr>
@@ -28097,7 +26917,7 @@
                     <w:jc w:val="left"/>
                     <w:cnfStyle w:val="000000100000" w:firstRow="0" w:lastRow="0" w:firstColumn="0" w:lastColumn="0" w:oddVBand="0" w:evenVBand="0" w:oddHBand="1" w:evenHBand="0" w:firstRowFirstColumn="0" w:firstRowLastColumn="0" w:lastRowFirstColumn="0" w:lastRowLastColumn="0"/>
                     <w:rPr>
-                      <w:rFonts w:ascii="宋体" w:eastAsia="宋体" w:hAnsi="宋体" w:cs="宋体"/>
+                      <w:rFonts w:ascii="宋体" w:eastAsia="宋体" w:hAnsi="宋体" w:cs="宋体" w:hint="eastAsia"/>
                       <w:kern w:val="0"/>
                       <w:szCs w:val="24"/>
                     </w:rPr>
@@ -28123,7 +26943,7 @@
                     <w:jc w:val="left"/>
                     <w:cnfStyle w:val="000000100000" w:firstRow="0" w:lastRow="0" w:firstColumn="0" w:lastColumn="0" w:oddVBand="0" w:evenVBand="0" w:oddHBand="1" w:evenHBand="0" w:firstRowFirstColumn="0" w:firstRowLastColumn="0" w:lastRowFirstColumn="0" w:lastRowLastColumn="0"/>
                     <w:rPr>
-                      <w:rFonts w:ascii="宋体" w:eastAsia="宋体" w:hAnsi="宋体" w:cs="宋体"/>
+                      <w:rFonts w:ascii="宋体" w:eastAsia="宋体" w:hAnsi="宋体" w:cs="宋体" w:hint="eastAsia"/>
                       <w:kern w:val="0"/>
                       <w:szCs w:val="24"/>
                     </w:rPr>
@@ -28154,7 +26974,7 @@
                     <w:widowControl/>
                     <w:jc w:val="left"/>
                     <w:rPr>
-                      <w:rFonts w:ascii="宋体" w:eastAsia="宋体" w:hAnsi="宋体" w:cs="宋体"/>
+                      <w:rFonts w:ascii="宋体" w:eastAsia="宋体" w:hAnsi="宋体" w:cs="宋体" w:hint="eastAsia"/>
                       <w:kern w:val="0"/>
                       <w:szCs w:val="24"/>
                     </w:rPr>
@@ -28180,7 +27000,7 @@
                     <w:jc w:val="left"/>
                     <w:cnfStyle w:val="000000000000" w:firstRow="0" w:lastRow="0" w:firstColumn="0" w:lastColumn="0" w:oddVBand="0" w:evenVBand="0" w:oddHBand="0" w:evenHBand="0" w:firstRowFirstColumn="0" w:firstRowLastColumn="0" w:lastRowFirstColumn="0" w:lastRowLastColumn="0"/>
                     <w:rPr>
-                      <w:rFonts w:ascii="宋体" w:eastAsia="宋体" w:hAnsi="宋体" w:cs="宋体"/>
+                      <w:rFonts w:ascii="宋体" w:eastAsia="宋体" w:hAnsi="宋体" w:cs="宋体" w:hint="eastAsia"/>
                       <w:kern w:val="0"/>
                       <w:szCs w:val="24"/>
                     </w:rPr>
@@ -28206,7 +27026,7 @@
                     <w:jc w:val="left"/>
                     <w:cnfStyle w:val="000000000000" w:firstRow="0" w:lastRow="0" w:firstColumn="0" w:lastColumn="0" w:oddVBand="0" w:evenVBand="0" w:oddHBand="0" w:evenHBand="0" w:firstRowFirstColumn="0" w:firstRowLastColumn="0" w:lastRowFirstColumn="0" w:lastRowLastColumn="0"/>
                     <w:rPr>
-                      <w:rFonts w:ascii="宋体" w:eastAsia="宋体" w:hAnsi="宋体" w:cs="宋体"/>
+                      <w:rFonts w:ascii="宋体" w:eastAsia="宋体" w:hAnsi="宋体" w:cs="宋体" w:hint="eastAsia"/>
                       <w:kern w:val="0"/>
                       <w:szCs w:val="24"/>
                     </w:rPr>
@@ -28232,7 +27052,7 @@
                     <w:jc w:val="left"/>
                     <w:cnfStyle w:val="000000000000" w:firstRow="0" w:lastRow="0" w:firstColumn="0" w:lastColumn="0" w:oddVBand="0" w:evenVBand="0" w:oddHBand="0" w:evenHBand="0" w:firstRowFirstColumn="0" w:firstRowLastColumn="0" w:lastRowFirstColumn="0" w:lastRowLastColumn="0"/>
                     <w:rPr>
-                      <w:rFonts w:ascii="宋体" w:eastAsia="宋体" w:hAnsi="宋体" w:cs="宋体"/>
+                      <w:rFonts w:ascii="宋体" w:eastAsia="宋体" w:hAnsi="宋体" w:cs="宋体" w:hint="eastAsia"/>
                       <w:kern w:val="0"/>
                       <w:szCs w:val="24"/>
                     </w:rPr>
@@ -28264,7 +27084,7 @@
                     <w:widowControl/>
                     <w:jc w:val="left"/>
                     <w:rPr>
-                      <w:rFonts w:ascii="宋体" w:eastAsia="宋体" w:hAnsi="宋体" w:cs="宋体"/>
+                      <w:rFonts w:ascii="宋体" w:eastAsia="宋体" w:hAnsi="宋体" w:cs="宋体" w:hint="eastAsia"/>
                       <w:kern w:val="0"/>
                       <w:szCs w:val="24"/>
                     </w:rPr>
@@ -28290,7 +27110,7 @@
                     <w:jc w:val="left"/>
                     <w:cnfStyle w:val="000000100000" w:firstRow="0" w:lastRow="0" w:firstColumn="0" w:lastColumn="0" w:oddVBand="0" w:evenVBand="0" w:oddHBand="1" w:evenHBand="0" w:firstRowFirstColumn="0" w:firstRowLastColumn="0" w:lastRowFirstColumn="0" w:lastRowLastColumn="0"/>
                     <w:rPr>
-                      <w:rFonts w:ascii="宋体" w:eastAsia="宋体" w:hAnsi="宋体" w:cs="宋体"/>
+                      <w:rFonts w:ascii="宋体" w:eastAsia="宋体" w:hAnsi="宋体" w:cs="宋体" w:hint="eastAsia"/>
                       <w:kern w:val="0"/>
                       <w:szCs w:val="24"/>
                     </w:rPr>
@@ -28316,7 +27136,7 @@
                     <w:jc w:val="left"/>
                     <w:cnfStyle w:val="000000100000" w:firstRow="0" w:lastRow="0" w:firstColumn="0" w:lastColumn="0" w:oddVBand="0" w:evenVBand="0" w:oddHBand="1" w:evenHBand="0" w:firstRowFirstColumn="0" w:firstRowLastColumn="0" w:lastRowFirstColumn="0" w:lastRowLastColumn="0"/>
                     <w:rPr>
-                      <w:rFonts w:ascii="宋体" w:eastAsia="宋体" w:hAnsi="宋体" w:cs="宋体"/>
+                      <w:rFonts w:ascii="宋体" w:eastAsia="宋体" w:hAnsi="宋体" w:cs="宋体" w:hint="eastAsia"/>
                       <w:kern w:val="0"/>
                       <w:szCs w:val="24"/>
                     </w:rPr>
@@ -28342,7 +27162,7 @@
                     <w:jc w:val="left"/>
                     <w:cnfStyle w:val="000000100000" w:firstRow="0" w:lastRow="0" w:firstColumn="0" w:lastColumn="0" w:oddVBand="0" w:evenVBand="0" w:oddHBand="1" w:evenHBand="0" w:firstRowFirstColumn="0" w:firstRowLastColumn="0" w:lastRowFirstColumn="0" w:lastRowLastColumn="0"/>
                     <w:rPr>
-                      <w:rFonts w:ascii="宋体" w:eastAsia="宋体" w:hAnsi="宋体" w:cs="宋体"/>
+                      <w:rFonts w:ascii="宋体" w:eastAsia="宋体" w:hAnsi="宋体" w:cs="宋体" w:hint="eastAsia"/>
                       <w:kern w:val="0"/>
                       <w:szCs w:val="24"/>
                     </w:rPr>
@@ -28376,7 +27196,7 @@
                     <w:widowControl/>
                     <w:jc w:val="left"/>
                     <w:rPr>
-                      <w:rFonts w:ascii="宋体" w:eastAsia="宋体" w:hAnsi="宋体" w:cs="宋体"/>
+                      <w:rFonts w:ascii="宋体" w:eastAsia="宋体" w:hAnsi="宋体" w:cs="宋体" w:hint="eastAsia"/>
                       <w:kern w:val="0"/>
                       <w:szCs w:val="24"/>
                     </w:rPr>
@@ -28405,7 +27225,7 @@
                     <w:jc w:val="left"/>
                     <w:cnfStyle w:val="000000000000" w:firstRow="0" w:lastRow="0" w:firstColumn="0" w:lastColumn="0" w:oddVBand="0" w:evenVBand="0" w:oddHBand="0" w:evenHBand="0" w:firstRowFirstColumn="0" w:firstRowLastColumn="0" w:lastRowFirstColumn="0" w:lastRowLastColumn="0"/>
                     <w:rPr>
-                      <w:rFonts w:ascii="宋体" w:eastAsia="宋体" w:hAnsi="宋体" w:cs="宋体"/>
+                      <w:rFonts w:ascii="宋体" w:eastAsia="宋体" w:hAnsi="宋体" w:cs="宋体" w:hint="eastAsia"/>
                       <w:kern w:val="0"/>
                       <w:szCs w:val="24"/>
                     </w:rPr>
@@ -28434,7 +27254,7 @@
                     <w:jc w:val="left"/>
                     <w:cnfStyle w:val="000000000000" w:firstRow="0" w:lastRow="0" w:firstColumn="0" w:lastColumn="0" w:oddVBand="0" w:evenVBand="0" w:oddHBand="0" w:evenHBand="0" w:firstRowFirstColumn="0" w:firstRowLastColumn="0" w:lastRowFirstColumn="0" w:lastRowLastColumn="0"/>
                     <w:rPr>
-                      <w:rFonts w:ascii="宋体" w:eastAsia="宋体" w:hAnsi="宋体" w:cs="宋体"/>
+                      <w:rFonts w:ascii="宋体" w:eastAsia="宋体" w:hAnsi="宋体" w:cs="宋体" w:hint="eastAsia"/>
                       <w:kern w:val="0"/>
                       <w:szCs w:val="24"/>
                     </w:rPr>
@@ -28463,7 +27283,7 @@
                     <w:jc w:val="left"/>
                     <w:cnfStyle w:val="000000000000" w:firstRow="0" w:lastRow="0" w:firstColumn="0" w:lastColumn="0" w:oddVBand="0" w:evenVBand="0" w:oddHBand="0" w:evenHBand="0" w:firstRowFirstColumn="0" w:firstRowLastColumn="0" w:lastRowFirstColumn="0" w:lastRowLastColumn="0"/>
                     <w:rPr>
-                      <w:rFonts w:ascii="宋体" w:eastAsia="宋体" w:hAnsi="宋体" w:cs="宋体"/>
+                      <w:rFonts w:ascii="宋体" w:eastAsia="宋体" w:hAnsi="宋体" w:cs="宋体" w:hint="eastAsia"/>
                       <w:kern w:val="0"/>
                       <w:szCs w:val="24"/>
                     </w:rPr>
@@ -28492,7 +27312,7 @@
             <w:pPr>
               <w:spacing w:line="360" w:lineRule="auto"/>
               <w:rPr>
-                <w:rFonts w:ascii="宋体" w:eastAsia="宋体" w:hAnsi="宋体"/>
+                <w:rFonts w:ascii="宋体" w:eastAsia="宋体" w:hAnsi="宋体" w:hint="eastAsia"/>
               </w:rPr>
             </w:pPr>
           </w:p>
@@ -28543,7 +27363,7 @@
               <w:spacing w:line="360" w:lineRule="auto"/>
               <w:ind w:firstLineChars="200" w:firstLine="480"/>
               <w:rPr>
-                <w:rFonts w:ascii="宋体" w:eastAsia="宋体" w:hAnsi="宋体"/>
+                <w:rFonts w:ascii="宋体" w:eastAsia="宋体" w:hAnsi="宋体" w:hint="eastAsia"/>
               </w:rPr>
             </w:pPr>
             <w:r>
@@ -28565,7 +27385,7 @@
               <w:spacing w:line="360" w:lineRule="auto"/>
               <w:ind w:firstLineChars="200" w:firstLine="480"/>
               <w:rPr>
-                <w:rFonts w:ascii="宋体" w:eastAsia="宋体" w:hAnsi="宋体"/>
+                <w:rFonts w:ascii="宋体" w:eastAsia="宋体" w:hAnsi="宋体" w:hint="eastAsia"/>
               </w:rPr>
             </w:pPr>
             <w:r>
@@ -28580,7 +27400,7 @@
               <w:spacing w:line="360" w:lineRule="auto"/>
               <w:ind w:firstLineChars="200" w:firstLine="480"/>
               <w:rPr>
-                <w:rFonts w:ascii="宋体" w:eastAsia="宋体" w:hAnsi="宋体"/>
+                <w:rFonts w:ascii="宋体" w:eastAsia="宋体" w:hAnsi="宋体" w:hint="eastAsia"/>
               </w:rPr>
             </w:pPr>
             <w:r>
@@ -28645,7 +27465,7 @@
             <w:pPr>
               <w:spacing w:line="360" w:lineRule="auto"/>
               <w:rPr>
-                <w:rFonts w:ascii="宋体" w:eastAsia="宋体" w:hAnsi="宋体"/>
+                <w:rFonts w:ascii="宋体" w:eastAsia="宋体" w:hAnsi="宋体" w:hint="eastAsia"/>
               </w:rPr>
             </w:pPr>
           </w:p>
@@ -28653,7 +27473,7 @@
             <w:pPr>
               <w:spacing w:line="360" w:lineRule="auto"/>
               <w:rPr>
-                <w:rFonts w:ascii="宋体" w:eastAsia="宋体" w:hAnsi="宋体"/>
+                <w:rFonts w:ascii="宋体" w:eastAsia="宋体" w:hAnsi="宋体" w:hint="eastAsia"/>
               </w:rPr>
             </w:pPr>
           </w:p>
@@ -29543,6 +28363,7 @@
   <w:style w:type="character" w:default="1" w:styleId="a0">
     <w:name w:val="Default Paragraph Font"/>
     <w:uiPriority w:val="1"/>
+    <w:semiHidden/>
     <w:unhideWhenUsed/>
   </w:style>
   <w:style w:type="table" w:default="1" w:styleId="a1">
